--- a/Engineering Knowledge AI Agent Test.docx
+++ b/Engineering Knowledge AI Agent Test.docx
@@ -1,756 +1,506 @@
 
 <file path=word/document.xml><?xml version="1.0" encoding="utf-8"?>
-<w:document xmlns:mc="http://schemas.openxmlformats.org/markup-compatibility/2006" xmlns:o="urn:schemas-microsoft-com:office:office" xmlns:r="http://schemas.openxmlformats.org/officeDocument/2006/relationships" xmlns:m="http://schemas.openxmlformats.org/officeDocument/2006/math" xmlns:v="urn:schemas-microsoft-com:vml" xmlns:wp="http://schemas.openxmlformats.org/drawingml/2006/wordprocessingDrawing" xmlns:w10="urn:schemas-microsoft-com:office:word" xmlns:w="http://schemas.openxmlformats.org/wordprocessingml/2006/main" xmlns:wne="http://schemas.microsoft.com/office/word/2006/wordml" xmlns:sl="http://schemas.openxmlformats.org/schemaLibrary/2006/main" xmlns:a="http://schemas.openxmlformats.org/drawingml/2006/main" xmlns:pic="http://schemas.openxmlformats.org/drawingml/2006/picture" xmlns:c="http://schemas.openxmlformats.org/drawingml/2006/chart" xmlns:lc="http://schemas.openxmlformats.org/drawingml/2006/lockedCanvas" xmlns:dgm="http://schemas.openxmlformats.org/drawingml/2006/diagram" xmlns:wps="http://schemas.microsoft.com/office/word/2010/wordprocessingShape" xmlns:wpg="http://schemas.microsoft.com/office/word/2010/wordprocessingGroup" xmlns:w14="http://schemas.microsoft.com/office/word/2010/wordml" xmlns:w15="http://schemas.microsoft.com/office/word/2012/wordml" xmlns:w16="http://schemas.microsoft.com/office/word/2018/wordml" xmlns:w16cex="http://schemas.microsoft.com/office/word/2018/wordml/cex" xmlns:w16cid="http://schemas.microsoft.com/office/word/2016/wordml/cid" xmlns="http://schemas.microsoft.com/office/tasks/2019/documenttasks" xmlns:cr="http://schemas.microsoft.com/office/comments/2020/reactions">
+<w:document xmlns:wpc="http://schemas.microsoft.com/office/word/2010/wordprocessingCanvas" xmlns:cx="http://schemas.microsoft.com/office/drawing/2014/chartex" xmlns:cx1="http://schemas.microsoft.com/office/drawing/2015/9/8/chartex" xmlns:cx2="http://schemas.microsoft.com/office/drawing/2015/10/21/chartex" xmlns:cx3="http://schemas.microsoft.com/office/drawing/2016/5/9/chartex" xmlns:cx4="http://schemas.microsoft.com/office/drawing/2016/5/10/chartex" xmlns:cx5="http://schemas.microsoft.com/office/drawing/2016/5/11/chartex" xmlns:cx6="http://schemas.microsoft.com/office/drawing/2016/5/12/chartex" xmlns:cx7="http://schemas.microsoft.com/office/drawing/2016/5/13/chartex" xmlns:cx8="http://schemas.microsoft.com/office/drawing/2016/5/14/chartex" xmlns:mc="http://schemas.openxmlformats.org/markup-compatibility/2006" xmlns:aink="http://schemas.microsoft.com/office/drawing/2016/ink" xmlns:am3d="http://schemas.microsoft.com/office/drawing/2017/model3d" xmlns:o="urn:schemas-microsoft-com:office:office" xmlns:oel="http://schemas.microsoft.com/office/2019/extlst" xmlns:r="http://schemas.openxmlformats.org/officeDocument/2006/relationships" xmlns:m="http://schemas.openxmlformats.org/officeDocument/2006/math" xmlns:v="urn:schemas-microsoft-com:vml" xmlns:wp14="http://schemas.microsoft.com/office/word/2010/wordprocessingDrawing" xmlns:wp="http://schemas.openxmlformats.org/drawingml/2006/wordprocessingDrawing" xmlns:w10="urn:schemas-microsoft-com:office:word" xmlns:w="http://schemas.openxmlformats.org/wordprocessingml/2006/main" xmlns:w14="http://schemas.microsoft.com/office/word/2010/wordml" xmlns:w15="http://schemas.microsoft.com/office/word/2012/wordml" xmlns:w16cex="http://schemas.microsoft.com/office/word/2018/wordml/cex" xmlns:w16cid="http://schemas.microsoft.com/office/word/2016/wordml/cid" xmlns:w16="http://schemas.microsoft.com/office/word/2018/wordml" xmlns:w16du="http://schemas.microsoft.com/office/word/2023/wordml/word16du" xmlns:w16sdtdh="http://schemas.microsoft.com/office/word/2020/wordml/sdtdatahash" xmlns:w16sdtfl="http://schemas.microsoft.com/office/word/2024/wordml/sdtformatlock" xmlns:w16se="http://schemas.microsoft.com/office/word/2015/wordml/symex" xmlns:wpg="http://schemas.microsoft.com/office/word/2010/wordprocessingGroup" xmlns:wpi="http://schemas.microsoft.com/office/word/2010/wordprocessingInk" xmlns:wne="http://schemas.microsoft.com/office/word/2006/wordml" xmlns:wps="http://schemas.microsoft.com/office/word/2010/wordprocessingShape" mc:Ignorable="w14 w15 w16se w16cid w16 w16cex w16sdtdh w16sdtfl w16du wp14">
   <w:body>
     <w:p>
-      <w:pPr>
-        <w:rPr/>
-      </w:pPr>
-      <w:r>
-        <w:rPr>
-          <w:rtl w:val="0"/>
-        </w:rPr>
-        <w:t xml:space="preserve">Engineering Knowledge AI Agent Test</w:t>
-      </w:r>
-    </w:p>
-    <w:p>
-      <w:pPr>
-        <w:rPr/>
-      </w:pPr>
-      <w:r>
-        <w:rPr>
-          <w:rtl w:val="0"/>
-        </w:rPr>
-        <w:t xml:space="preserve">1. Describe differences between REST API, MCP in the context of AI.</w:t>
-      </w:r>
-    </w:p>
-    <w:p>
-      <w:pPr>
-        <w:rPr/>
-      </w:pPr>
-      <w:r>
-        <w:rPr>
-          <w:rtl w:val="0"/>
-        </w:rPr>
+      <w:r>
+        <w:t>Engineering Knowledge AI Agent Test</w:t>
+      </w:r>
+    </w:p>
+    <w:p>
+      <w:r>
+        <w:t>1. Describe differences between REST API, MCP in the context of AI.</w:t>
+      </w:r>
+    </w:p>
+    <w:p>
+      <w:r>
         <w:t xml:space="preserve">Answer : </w:t>
-        <w:br w:type="textWrapping"/>
-        <w:t xml:space="preserve">REST API and MCP have major differences even though both of them are useful to run AI engine, especially from their protocol to communication. The major difference is REST API is stateless and traditional, instead MCP designed for dynamic and contextual communication. Besides that there are some aspect that made REST API different than MCP.</w:t>
-      </w:r>
-    </w:p>
-    <w:p>
-      <w:pPr>
-        <w:rPr/>
-      </w:pPr>
-      <w:r>
-        <w:rPr>
-          <w:rtl w:val="0"/>
-        </w:rPr>
-      </w:r>
-    </w:p>
+      </w:r>
+      <w:r>
+        <w:br/>
+        <w:t>REST API and MCP have major differences even though both of them are useful to run AI engine, especially from their protocol to communication. The major difference is REST API is stateless and traditional, instead MCP designed for dynamic and contextual communication. Besides that there are some aspect that made REST API different than MCP.</w:t>
+      </w:r>
+    </w:p>
+    <w:p/>
     <w:tbl>
       <w:tblPr>
-        <w:tblStyle w:val="Table1"/>
-        <w:tblW w:w="9029.0" w:type="dxa"/>
-        <w:jc w:val="left"/>
+        <w:tblStyle w:val="a"/>
+        <w:tblW w:w="9029" w:type="dxa"/>
+        <w:tblInd w:w="0" w:type="dxa"/>
         <w:tblBorders>
-          <w:top w:color="000000" w:space="0" w:sz="8" w:val="single"/>
-          <w:left w:color="000000" w:space="0" w:sz="8" w:val="single"/>
-          <w:bottom w:color="000000" w:space="0" w:sz="8" w:val="single"/>
-          <w:right w:color="000000" w:space="0" w:sz="8" w:val="single"/>
-          <w:insideH w:color="000000" w:space="0" w:sz="8" w:val="single"/>
-          <w:insideV w:color="000000" w:space="0" w:sz="8" w:val="single"/>
+          <w:top w:val="single" w:sz="8" w:space="0" w:color="000000"/>
+          <w:left w:val="single" w:sz="8" w:space="0" w:color="000000"/>
+          <w:bottom w:val="single" w:sz="8" w:space="0" w:color="000000"/>
+          <w:right w:val="single" w:sz="8" w:space="0" w:color="000000"/>
+          <w:insideH w:val="single" w:sz="8" w:space="0" w:color="000000"/>
+          <w:insideV w:val="single" w:sz="8" w:space="0" w:color="000000"/>
         </w:tblBorders>
         <w:tblLayout w:type="fixed"/>
-        <w:tblLook w:val="0600"/>
+        <w:tblLook w:val="0600" w:firstRow="0" w:lastRow="0" w:firstColumn="0" w:lastColumn="0" w:noHBand="1" w:noVBand="1"/>
       </w:tblPr>
       <w:tblGrid>
-        <w:gridCol w:w="3009.6666666666665"/>
-        <w:gridCol w:w="3009.6666666666665"/>
-        <w:gridCol w:w="3009.6666666666665"/>
-        <w:tblGridChange w:id="0">
-          <w:tblGrid>
-            <w:gridCol w:w="3009.6666666666665"/>
-            <w:gridCol w:w="3009.6666666666665"/>
-            <w:gridCol w:w="3009.6666666666665"/>
-          </w:tblGrid>
-        </w:tblGridChange>
+        <w:gridCol w:w="3009"/>
+        <w:gridCol w:w="3010"/>
+        <w:gridCol w:w="3010"/>
       </w:tblGrid>
       <w:tr>
-        <w:trPr>
-          <w:cantSplit w:val="0"/>
-          <w:tblHeader w:val="0"/>
-        </w:trPr>
         <w:tc>
           <w:tcPr>
-            <w:shd w:fill="auto" w:val="clear"/>
+            <w:tcW w:w="3009" w:type="dxa"/>
             <w:tcMar>
-              <w:top w:w="100.0" w:type="dxa"/>
-              <w:left w:w="100.0" w:type="dxa"/>
-              <w:bottom w:w="100.0" w:type="dxa"/>
-              <w:right w:w="100.0" w:type="dxa"/>
+              <w:top w:w="100" w:type="dxa"/>
+              <w:left w:w="100" w:type="dxa"/>
+              <w:bottom w:w="100" w:type="dxa"/>
+              <w:right w:w="100" w:type="dxa"/>
             </w:tcMar>
-            <w:vAlign w:val="top"/>
           </w:tcPr>
           <w:p>
             <w:pPr>
-              <w:keepNext w:val="0"/>
-              <w:keepLines w:val="0"/>
-              <w:pageBreakBefore w:val="0"/>
               <w:widowControl w:val="0"/>
               <w:pBdr>
-                <w:top w:space="0" w:sz="0" w:val="nil"/>
-                <w:left w:space="0" w:sz="0" w:val="nil"/>
-                <w:bottom w:space="0" w:sz="0" w:val="nil"/>
-                <w:right w:space="0" w:sz="0" w:val="nil"/>
-                <w:between w:space="0" w:sz="0" w:val="nil"/>
+                <w:top w:val="nil"/>
+                <w:left w:val="nil"/>
+                <w:bottom w:val="nil"/>
+                <w:right w:val="nil"/>
+                <w:between w:val="nil"/>
               </w:pBdr>
-              <w:shd w:fill="auto" w:val="clear"/>
-              <w:spacing w:after="0" w:before="0" w:line="240" w:lineRule="auto"/>
-              <w:ind w:left="0" w:right="0" w:firstLine="0"/>
-              <w:jc w:val="left"/>
-              <w:rPr/>
+              <w:spacing w:line="240" w:lineRule="auto"/>
             </w:pPr>
             <w:r>
-              <w:rPr>
-                <w:rtl w:val="0"/>
-              </w:rPr>
-              <w:t xml:space="preserve">Aspect</w:t>
+              <w:t>Aspect</w:t>
             </w:r>
           </w:p>
         </w:tc>
         <w:tc>
           <w:tcPr>
-            <w:shd w:fill="auto" w:val="clear"/>
+            <w:tcW w:w="3009" w:type="dxa"/>
             <w:tcMar>
-              <w:top w:w="100.0" w:type="dxa"/>
-              <w:left w:w="100.0" w:type="dxa"/>
-              <w:bottom w:w="100.0" w:type="dxa"/>
-              <w:right w:w="100.0" w:type="dxa"/>
+              <w:top w:w="100" w:type="dxa"/>
+              <w:left w:w="100" w:type="dxa"/>
+              <w:bottom w:w="100" w:type="dxa"/>
+              <w:right w:w="100" w:type="dxa"/>
             </w:tcMar>
-            <w:vAlign w:val="top"/>
           </w:tcPr>
           <w:p>
             <w:pPr>
-              <w:keepNext w:val="0"/>
-              <w:keepLines w:val="0"/>
-              <w:pageBreakBefore w:val="0"/>
               <w:widowControl w:val="0"/>
               <w:pBdr>
-                <w:top w:space="0" w:sz="0" w:val="nil"/>
-                <w:left w:space="0" w:sz="0" w:val="nil"/>
-                <w:bottom w:space="0" w:sz="0" w:val="nil"/>
-                <w:right w:space="0" w:sz="0" w:val="nil"/>
-                <w:between w:space="0" w:sz="0" w:val="nil"/>
+                <w:top w:val="nil"/>
+                <w:left w:val="nil"/>
+                <w:bottom w:val="nil"/>
+                <w:right w:val="nil"/>
+                <w:between w:val="nil"/>
               </w:pBdr>
-              <w:shd w:fill="auto" w:val="clear"/>
-              <w:spacing w:after="0" w:before="0" w:line="240" w:lineRule="auto"/>
-              <w:ind w:left="0" w:right="0" w:firstLine="0"/>
-              <w:jc w:val="left"/>
-              <w:rPr/>
+              <w:spacing w:line="240" w:lineRule="auto"/>
             </w:pPr>
             <w:r>
-              <w:rPr>
-                <w:rtl w:val="0"/>
-              </w:rPr>
-              <w:t xml:space="preserve">Rest API</w:t>
+              <w:t>Rest API</w:t>
             </w:r>
           </w:p>
         </w:tc>
         <w:tc>
           <w:tcPr>
-            <w:shd w:fill="auto" w:val="clear"/>
+            <w:tcW w:w="3009" w:type="dxa"/>
             <w:tcMar>
-              <w:top w:w="100.0" w:type="dxa"/>
-              <w:left w:w="100.0" w:type="dxa"/>
-              <w:bottom w:w="100.0" w:type="dxa"/>
-              <w:right w:w="100.0" w:type="dxa"/>
+              <w:top w:w="100" w:type="dxa"/>
+              <w:left w:w="100" w:type="dxa"/>
+              <w:bottom w:w="100" w:type="dxa"/>
+              <w:right w:w="100" w:type="dxa"/>
             </w:tcMar>
-            <w:vAlign w:val="top"/>
           </w:tcPr>
           <w:p>
             <w:pPr>
-              <w:keepNext w:val="0"/>
-              <w:keepLines w:val="0"/>
-              <w:pageBreakBefore w:val="0"/>
               <w:widowControl w:val="0"/>
               <w:pBdr>
-                <w:top w:space="0" w:sz="0" w:val="nil"/>
-                <w:left w:space="0" w:sz="0" w:val="nil"/>
-                <w:bottom w:space="0" w:sz="0" w:val="nil"/>
-                <w:right w:space="0" w:sz="0" w:val="nil"/>
-                <w:between w:space="0" w:sz="0" w:val="nil"/>
+                <w:top w:val="nil"/>
+                <w:left w:val="nil"/>
+                <w:bottom w:val="nil"/>
+                <w:right w:val="nil"/>
+                <w:between w:val="nil"/>
               </w:pBdr>
-              <w:shd w:fill="auto" w:val="clear"/>
-              <w:spacing w:after="0" w:before="0" w:line="240" w:lineRule="auto"/>
-              <w:ind w:left="0" w:right="0" w:firstLine="0"/>
-              <w:jc w:val="left"/>
-              <w:rPr/>
+              <w:spacing w:line="240" w:lineRule="auto"/>
             </w:pPr>
             <w:r>
-              <w:rPr>
-                <w:rtl w:val="0"/>
-              </w:rPr>
-              <w:t xml:space="preserve">MCP</w:t>
+              <w:t>MCP</w:t>
             </w:r>
           </w:p>
         </w:tc>
       </w:tr>
       <w:tr>
-        <w:trPr>
-          <w:cantSplit w:val="0"/>
-          <w:tblHeader w:val="0"/>
-        </w:trPr>
         <w:tc>
           <w:tcPr>
-            <w:shd w:fill="auto" w:val="clear"/>
+            <w:tcW w:w="3009" w:type="dxa"/>
             <w:tcMar>
-              <w:top w:w="100.0" w:type="dxa"/>
-              <w:left w:w="100.0" w:type="dxa"/>
-              <w:bottom w:w="100.0" w:type="dxa"/>
-              <w:right w:w="100.0" w:type="dxa"/>
+              <w:top w:w="100" w:type="dxa"/>
+              <w:left w:w="100" w:type="dxa"/>
+              <w:bottom w:w="100" w:type="dxa"/>
+              <w:right w:w="100" w:type="dxa"/>
             </w:tcMar>
-            <w:vAlign w:val="top"/>
           </w:tcPr>
           <w:p>
             <w:pPr>
-              <w:keepNext w:val="0"/>
-              <w:keepLines w:val="0"/>
-              <w:pageBreakBefore w:val="0"/>
               <w:widowControl w:val="0"/>
               <w:pBdr>
-                <w:top w:space="0" w:sz="0" w:val="nil"/>
-                <w:left w:space="0" w:sz="0" w:val="nil"/>
-                <w:bottom w:space="0" w:sz="0" w:val="nil"/>
-                <w:right w:space="0" w:sz="0" w:val="nil"/>
-                <w:between w:space="0" w:sz="0" w:val="nil"/>
+                <w:top w:val="nil"/>
+                <w:left w:val="nil"/>
+                <w:bottom w:val="nil"/>
+                <w:right w:val="nil"/>
+                <w:between w:val="nil"/>
               </w:pBdr>
-              <w:shd w:fill="auto" w:val="clear"/>
-              <w:spacing w:after="0" w:before="0" w:line="240" w:lineRule="auto"/>
-              <w:ind w:left="0" w:right="0" w:firstLine="0"/>
-              <w:jc w:val="left"/>
-              <w:rPr/>
+              <w:spacing w:line="240" w:lineRule="auto"/>
             </w:pPr>
             <w:r>
-              <w:rPr>
-                <w:rtl w:val="0"/>
-              </w:rPr>
-              <w:t xml:space="preserve">Communication</w:t>
+              <w:t>Communication</w:t>
             </w:r>
           </w:p>
         </w:tc>
         <w:tc>
           <w:tcPr>
-            <w:shd w:fill="auto" w:val="clear"/>
+            <w:tcW w:w="3009" w:type="dxa"/>
             <w:tcMar>
-              <w:top w:w="100.0" w:type="dxa"/>
-              <w:left w:w="100.0" w:type="dxa"/>
-              <w:bottom w:w="100.0" w:type="dxa"/>
-              <w:right w:w="100.0" w:type="dxa"/>
+              <w:top w:w="100" w:type="dxa"/>
+              <w:left w:w="100" w:type="dxa"/>
+              <w:bottom w:w="100" w:type="dxa"/>
+              <w:right w:w="100" w:type="dxa"/>
             </w:tcMar>
-            <w:vAlign w:val="top"/>
           </w:tcPr>
           <w:p>
             <w:pPr>
-              <w:keepNext w:val="0"/>
-              <w:keepLines w:val="0"/>
-              <w:pageBreakBefore w:val="0"/>
               <w:widowControl w:val="0"/>
               <w:pBdr>
-                <w:top w:space="0" w:sz="0" w:val="nil"/>
-                <w:left w:space="0" w:sz="0" w:val="nil"/>
-                <w:bottom w:space="0" w:sz="0" w:val="nil"/>
-                <w:right w:space="0" w:sz="0" w:val="nil"/>
-                <w:between w:space="0" w:sz="0" w:val="nil"/>
+                <w:top w:val="nil"/>
+                <w:left w:val="nil"/>
+                <w:bottom w:val="nil"/>
+                <w:right w:val="nil"/>
+                <w:between w:val="nil"/>
               </w:pBdr>
-              <w:shd w:fill="auto" w:val="clear"/>
-              <w:spacing w:after="0" w:before="0" w:line="240" w:lineRule="auto"/>
-              <w:ind w:left="0" w:right="0" w:firstLine="0"/>
-              <w:jc w:val="left"/>
-              <w:rPr/>
+              <w:spacing w:line="240" w:lineRule="auto"/>
             </w:pPr>
             <w:r>
-              <w:rPr>
-                <w:rtl w:val="0"/>
-              </w:rPr>
-              <w:t xml:space="preserve">Request-Response</w:t>
+              <w:t>Request-Response</w:t>
             </w:r>
           </w:p>
         </w:tc>
         <w:tc>
           <w:tcPr>
-            <w:shd w:fill="auto" w:val="clear"/>
+            <w:tcW w:w="3009" w:type="dxa"/>
             <w:tcMar>
-              <w:top w:w="100.0" w:type="dxa"/>
-              <w:left w:w="100.0" w:type="dxa"/>
-              <w:bottom w:w="100.0" w:type="dxa"/>
-              <w:right w:w="100.0" w:type="dxa"/>
+              <w:top w:w="100" w:type="dxa"/>
+              <w:left w:w="100" w:type="dxa"/>
+              <w:bottom w:w="100" w:type="dxa"/>
+              <w:right w:w="100" w:type="dxa"/>
             </w:tcMar>
-            <w:vAlign w:val="top"/>
           </w:tcPr>
           <w:p>
             <w:pPr>
-              <w:keepNext w:val="0"/>
-              <w:keepLines w:val="0"/>
-              <w:pageBreakBefore w:val="0"/>
               <w:widowControl w:val="0"/>
               <w:pBdr>
-                <w:top w:space="0" w:sz="0" w:val="nil"/>
-                <w:left w:space="0" w:sz="0" w:val="nil"/>
-                <w:bottom w:space="0" w:sz="0" w:val="nil"/>
-                <w:right w:space="0" w:sz="0" w:val="nil"/>
-                <w:between w:space="0" w:sz="0" w:val="nil"/>
+                <w:top w:val="nil"/>
+                <w:left w:val="nil"/>
+                <w:bottom w:val="nil"/>
+                <w:right w:val="nil"/>
+                <w:between w:val="nil"/>
               </w:pBdr>
-              <w:shd w:fill="auto" w:val="clear"/>
-              <w:spacing w:after="0" w:before="0" w:line="240" w:lineRule="auto"/>
-              <w:ind w:left="0" w:right="0" w:firstLine="0"/>
-              <w:jc w:val="left"/>
-              <w:rPr/>
+              <w:spacing w:line="240" w:lineRule="auto"/>
             </w:pPr>
             <w:r>
-              <w:rPr>
-                <w:rtl w:val="0"/>
-              </w:rPr>
-              <w:t xml:space="preserve">Continuously (2 or more)</w:t>
+              <w:t>Continuously (2 or more)</w:t>
             </w:r>
           </w:p>
         </w:tc>
       </w:tr>
       <w:tr>
-        <w:trPr>
-          <w:cantSplit w:val="0"/>
-          <w:tblHeader w:val="0"/>
-        </w:trPr>
         <w:tc>
           <w:tcPr>
-            <w:shd w:fill="auto" w:val="clear"/>
+            <w:tcW w:w="3009" w:type="dxa"/>
             <w:tcMar>
-              <w:top w:w="100.0" w:type="dxa"/>
-              <w:left w:w="100.0" w:type="dxa"/>
-              <w:bottom w:w="100.0" w:type="dxa"/>
-              <w:right w:w="100.0" w:type="dxa"/>
+              <w:top w:w="100" w:type="dxa"/>
+              <w:left w:w="100" w:type="dxa"/>
+              <w:bottom w:w="100" w:type="dxa"/>
+              <w:right w:w="100" w:type="dxa"/>
             </w:tcMar>
-            <w:vAlign w:val="top"/>
           </w:tcPr>
           <w:p>
             <w:pPr>
-              <w:keepNext w:val="0"/>
-              <w:keepLines w:val="0"/>
-              <w:pageBreakBefore w:val="0"/>
               <w:widowControl w:val="0"/>
               <w:pBdr>
-                <w:top w:space="0" w:sz="0" w:val="nil"/>
-                <w:left w:space="0" w:sz="0" w:val="nil"/>
-                <w:bottom w:space="0" w:sz="0" w:val="nil"/>
-                <w:right w:space="0" w:sz="0" w:val="nil"/>
-                <w:between w:space="0" w:sz="0" w:val="nil"/>
+                <w:top w:val="nil"/>
+                <w:left w:val="nil"/>
+                <w:bottom w:val="nil"/>
+                <w:right w:val="nil"/>
+                <w:between w:val="nil"/>
               </w:pBdr>
-              <w:shd w:fill="auto" w:val="clear"/>
-              <w:spacing w:after="0" w:before="0" w:line="240" w:lineRule="auto"/>
-              <w:ind w:left="0" w:right="0" w:firstLine="0"/>
-              <w:jc w:val="left"/>
-              <w:rPr/>
+              <w:spacing w:line="240" w:lineRule="auto"/>
             </w:pPr>
             <w:r>
-              <w:rPr>
-                <w:rtl w:val="0"/>
-              </w:rPr>
-              <w:t xml:space="preserve">Responsivity</w:t>
+              <w:t>Responsivity</w:t>
             </w:r>
           </w:p>
         </w:tc>
         <w:tc>
           <w:tcPr>
-            <w:shd w:fill="auto" w:val="clear"/>
+            <w:tcW w:w="3009" w:type="dxa"/>
             <w:tcMar>
-              <w:top w:w="100.0" w:type="dxa"/>
-              <w:left w:w="100.0" w:type="dxa"/>
-              <w:bottom w:w="100.0" w:type="dxa"/>
-              <w:right w:w="100.0" w:type="dxa"/>
+              <w:top w:w="100" w:type="dxa"/>
+              <w:left w:w="100" w:type="dxa"/>
+              <w:bottom w:w="100" w:type="dxa"/>
+              <w:right w:w="100" w:type="dxa"/>
             </w:tcMar>
-            <w:vAlign w:val="top"/>
           </w:tcPr>
           <w:p>
             <w:pPr>
-              <w:keepNext w:val="0"/>
-              <w:keepLines w:val="0"/>
-              <w:pageBreakBefore w:val="0"/>
               <w:widowControl w:val="0"/>
               <w:pBdr>
-                <w:top w:space="0" w:sz="0" w:val="nil"/>
-                <w:left w:space="0" w:sz="0" w:val="nil"/>
-                <w:bottom w:space="0" w:sz="0" w:val="nil"/>
-                <w:right w:space="0" w:sz="0" w:val="nil"/>
-                <w:between w:space="0" w:sz="0" w:val="nil"/>
+                <w:top w:val="nil"/>
+                <w:left w:val="nil"/>
+                <w:bottom w:val="nil"/>
+                <w:right w:val="nil"/>
+                <w:between w:val="nil"/>
               </w:pBdr>
-              <w:shd w:fill="auto" w:val="clear"/>
-              <w:spacing w:after="0" w:before="0" w:line="240" w:lineRule="auto"/>
-              <w:ind w:left="0" w:right="0" w:firstLine="0"/>
-              <w:jc w:val="left"/>
-              <w:rPr/>
+              <w:spacing w:line="240" w:lineRule="auto"/>
             </w:pPr>
             <w:r>
-              <w:rPr>
-                <w:rtl w:val="0"/>
-              </w:rPr>
-              <w:t xml:space="preserve">Only via endpoint</w:t>
+              <w:t>Only via endpoint</w:t>
             </w:r>
           </w:p>
         </w:tc>
         <w:tc>
           <w:tcPr>
-            <w:shd w:fill="auto" w:val="clear"/>
+            <w:tcW w:w="3009" w:type="dxa"/>
             <w:tcMar>
-              <w:top w:w="100.0" w:type="dxa"/>
-              <w:left w:w="100.0" w:type="dxa"/>
-              <w:bottom w:w="100.0" w:type="dxa"/>
-              <w:right w:w="100.0" w:type="dxa"/>
+              <w:top w:w="100" w:type="dxa"/>
+              <w:left w:w="100" w:type="dxa"/>
+              <w:bottom w:w="100" w:type="dxa"/>
+              <w:right w:w="100" w:type="dxa"/>
             </w:tcMar>
-            <w:vAlign w:val="top"/>
           </w:tcPr>
           <w:p>
             <w:pPr>
-              <w:keepNext w:val="0"/>
-              <w:keepLines w:val="0"/>
-              <w:pageBreakBefore w:val="0"/>
               <w:widowControl w:val="0"/>
               <w:pBdr>
-                <w:top w:space="0" w:sz="0" w:val="nil"/>
-                <w:left w:space="0" w:sz="0" w:val="nil"/>
-                <w:bottom w:space="0" w:sz="0" w:val="nil"/>
-                <w:right w:space="0" w:sz="0" w:val="nil"/>
-                <w:between w:space="0" w:sz="0" w:val="nil"/>
+                <w:top w:val="nil"/>
+                <w:left w:val="nil"/>
+                <w:bottom w:val="nil"/>
+                <w:right w:val="nil"/>
+                <w:between w:val="nil"/>
               </w:pBdr>
-              <w:shd w:fill="auto" w:val="clear"/>
-              <w:spacing w:after="0" w:before="0" w:line="240" w:lineRule="auto"/>
-              <w:ind w:left="0" w:right="0" w:firstLine="0"/>
-              <w:jc w:val="left"/>
-              <w:rPr/>
+              <w:spacing w:line="240" w:lineRule="auto"/>
             </w:pPr>
             <w:r>
-              <w:rPr>
-                <w:rtl w:val="0"/>
-              </w:rPr>
-              <w:t xml:space="preserve">Flexible, within defined context</w:t>
+              <w:t>Flexible, within defined context</w:t>
             </w:r>
           </w:p>
         </w:tc>
       </w:tr>
       <w:tr>
-        <w:trPr>
-          <w:cantSplit w:val="0"/>
-          <w:tblHeader w:val="0"/>
-        </w:trPr>
         <w:tc>
           <w:tcPr>
-            <w:shd w:fill="auto" w:val="clear"/>
+            <w:tcW w:w="3009" w:type="dxa"/>
             <w:tcMar>
-              <w:top w:w="100.0" w:type="dxa"/>
-              <w:left w:w="100.0" w:type="dxa"/>
-              <w:bottom w:w="100.0" w:type="dxa"/>
-              <w:right w:w="100.0" w:type="dxa"/>
+              <w:top w:w="100" w:type="dxa"/>
+              <w:left w:w="100" w:type="dxa"/>
+              <w:bottom w:w="100" w:type="dxa"/>
+              <w:right w:w="100" w:type="dxa"/>
             </w:tcMar>
-            <w:vAlign w:val="top"/>
           </w:tcPr>
           <w:p>
             <w:pPr>
-              <w:keepNext w:val="0"/>
-              <w:keepLines w:val="0"/>
-              <w:pageBreakBefore w:val="0"/>
               <w:widowControl w:val="0"/>
               <w:pBdr>
-                <w:top w:space="0" w:sz="0" w:val="nil"/>
-                <w:left w:space="0" w:sz="0" w:val="nil"/>
-                <w:bottom w:space="0" w:sz="0" w:val="nil"/>
-                <w:right w:space="0" w:sz="0" w:val="nil"/>
-                <w:between w:space="0" w:sz="0" w:val="nil"/>
+                <w:top w:val="nil"/>
+                <w:left w:val="nil"/>
+                <w:bottom w:val="nil"/>
+                <w:right w:val="nil"/>
+                <w:between w:val="nil"/>
               </w:pBdr>
-              <w:shd w:fill="auto" w:val="clear"/>
-              <w:spacing w:after="0" w:before="0" w:line="240" w:lineRule="auto"/>
-              <w:ind w:left="0" w:right="0" w:firstLine="0"/>
-              <w:jc w:val="left"/>
-              <w:rPr/>
+              <w:spacing w:line="240" w:lineRule="auto"/>
             </w:pPr>
             <w:r>
-              <w:rPr>
-                <w:rtl w:val="0"/>
-              </w:rPr>
-              <w:t xml:space="preserve">Session</w:t>
+              <w:t>Session</w:t>
             </w:r>
           </w:p>
         </w:tc>
         <w:tc>
           <w:tcPr>
-            <w:shd w:fill="auto" w:val="clear"/>
+            <w:tcW w:w="3009" w:type="dxa"/>
             <w:tcMar>
-              <w:top w:w="100.0" w:type="dxa"/>
-              <w:left w:w="100.0" w:type="dxa"/>
-              <w:bottom w:w="100.0" w:type="dxa"/>
-              <w:right w:w="100.0" w:type="dxa"/>
+              <w:top w:w="100" w:type="dxa"/>
+              <w:left w:w="100" w:type="dxa"/>
+              <w:bottom w:w="100" w:type="dxa"/>
+              <w:right w:w="100" w:type="dxa"/>
             </w:tcMar>
-            <w:vAlign w:val="top"/>
           </w:tcPr>
           <w:p>
             <w:pPr>
-              <w:keepNext w:val="0"/>
-              <w:keepLines w:val="0"/>
-              <w:pageBreakBefore w:val="0"/>
               <w:widowControl w:val="0"/>
               <w:pBdr>
-                <w:top w:space="0" w:sz="0" w:val="nil"/>
-                <w:left w:space="0" w:sz="0" w:val="nil"/>
-                <w:bottom w:space="0" w:sz="0" w:val="nil"/>
-                <w:right w:space="0" w:sz="0" w:val="nil"/>
-                <w:between w:space="0" w:sz="0" w:val="nil"/>
+                <w:top w:val="nil"/>
+                <w:left w:val="nil"/>
+                <w:bottom w:val="nil"/>
+                <w:right w:val="nil"/>
+                <w:between w:val="nil"/>
               </w:pBdr>
-              <w:shd w:fill="auto" w:val="clear"/>
-              <w:spacing w:after="0" w:before="0" w:line="240" w:lineRule="auto"/>
-              <w:ind w:left="0" w:right="0" w:firstLine="0"/>
-              <w:jc w:val="left"/>
-              <w:rPr/>
+              <w:spacing w:line="240" w:lineRule="auto"/>
             </w:pPr>
             <w:r>
-              <w:rPr>
-                <w:rtl w:val="0"/>
-              </w:rPr>
-              <w:t xml:space="preserve">Manual (should define token/session ID)</w:t>
+              <w:t>Manual (should define token/session ID)</w:t>
             </w:r>
           </w:p>
         </w:tc>
         <w:tc>
           <w:tcPr>
-            <w:shd w:fill="auto" w:val="clear"/>
+            <w:tcW w:w="3009" w:type="dxa"/>
             <w:tcMar>
-              <w:top w:w="100.0" w:type="dxa"/>
-              <w:left w:w="100.0" w:type="dxa"/>
-              <w:bottom w:w="100.0" w:type="dxa"/>
-              <w:right w:w="100.0" w:type="dxa"/>
+              <w:top w:w="100" w:type="dxa"/>
+              <w:left w:w="100" w:type="dxa"/>
+              <w:bottom w:w="100" w:type="dxa"/>
+              <w:right w:w="100" w:type="dxa"/>
             </w:tcMar>
-            <w:vAlign w:val="top"/>
           </w:tcPr>
           <w:p>
             <w:pPr>
-              <w:keepNext w:val="0"/>
-              <w:keepLines w:val="0"/>
-              <w:pageBreakBefore w:val="0"/>
               <w:widowControl w:val="0"/>
               <w:pBdr>
-                <w:top w:space="0" w:sz="0" w:val="nil"/>
-                <w:left w:space="0" w:sz="0" w:val="nil"/>
-                <w:bottom w:space="0" w:sz="0" w:val="nil"/>
-                <w:right w:space="0" w:sz="0" w:val="nil"/>
-                <w:between w:space="0" w:sz="0" w:val="nil"/>
+                <w:top w:val="nil"/>
+                <w:left w:val="nil"/>
+                <w:bottom w:val="nil"/>
+                <w:right w:val="nil"/>
+                <w:between w:val="nil"/>
               </w:pBdr>
-              <w:shd w:fill="auto" w:val="clear"/>
-              <w:spacing w:after="0" w:before="0" w:line="240" w:lineRule="auto"/>
-              <w:ind w:left="0" w:right="0" w:firstLine="0"/>
-              <w:jc w:val="left"/>
-              <w:rPr/>
+              <w:spacing w:line="240" w:lineRule="auto"/>
             </w:pPr>
             <w:r>
-              <w:rPr>
-                <w:rtl w:val="0"/>
-              </w:rPr>
-              <w:t xml:space="preserve">Automatic</w:t>
+              <w:t>Automatic</w:t>
             </w:r>
           </w:p>
         </w:tc>
       </w:tr>
       <w:tr>
-        <w:trPr>
-          <w:cantSplit w:val="0"/>
-          <w:tblHeader w:val="0"/>
-        </w:trPr>
         <w:tc>
           <w:tcPr>
-            <w:shd w:fill="auto" w:val="clear"/>
+            <w:tcW w:w="3009" w:type="dxa"/>
             <w:tcMar>
-              <w:top w:w="100.0" w:type="dxa"/>
-              <w:left w:w="100.0" w:type="dxa"/>
-              <w:bottom w:w="100.0" w:type="dxa"/>
-              <w:right w:w="100.0" w:type="dxa"/>
+              <w:top w:w="100" w:type="dxa"/>
+              <w:left w:w="100" w:type="dxa"/>
+              <w:bottom w:w="100" w:type="dxa"/>
+              <w:right w:w="100" w:type="dxa"/>
             </w:tcMar>
-            <w:vAlign w:val="top"/>
           </w:tcPr>
           <w:p>
             <w:pPr>
-              <w:keepNext w:val="0"/>
-              <w:keepLines w:val="0"/>
-              <w:pageBreakBefore w:val="0"/>
               <w:widowControl w:val="0"/>
               <w:pBdr>
-                <w:top w:space="0" w:sz="0" w:val="nil"/>
-                <w:left w:space="0" w:sz="0" w:val="nil"/>
-                <w:bottom w:space="0" w:sz="0" w:val="nil"/>
-                <w:right w:space="0" w:sz="0" w:val="nil"/>
-                <w:between w:space="0" w:sz="0" w:val="nil"/>
+                <w:top w:val="nil"/>
+                <w:left w:val="nil"/>
+                <w:bottom w:val="nil"/>
+                <w:right w:val="nil"/>
+                <w:between w:val="nil"/>
               </w:pBdr>
-              <w:shd w:fill="auto" w:val="clear"/>
-              <w:spacing w:after="0" w:before="0" w:line="240" w:lineRule="auto"/>
-              <w:ind w:left="0" w:right="0" w:firstLine="0"/>
-              <w:jc w:val="left"/>
-              <w:rPr/>
+              <w:spacing w:line="240" w:lineRule="auto"/>
             </w:pPr>
             <w:r>
-              <w:rPr>
-                <w:rtl w:val="0"/>
-              </w:rPr>
-              <w:t xml:space="preserve">Expansion</w:t>
+              <w:t>Expansion</w:t>
             </w:r>
           </w:p>
         </w:tc>
         <w:tc>
           <w:tcPr>
-            <w:shd w:fill="auto" w:val="clear"/>
+            <w:tcW w:w="3009" w:type="dxa"/>
             <w:tcMar>
-              <w:top w:w="100.0" w:type="dxa"/>
-              <w:left w:w="100.0" w:type="dxa"/>
-              <w:bottom w:w="100.0" w:type="dxa"/>
-              <w:right w:w="100.0" w:type="dxa"/>
+              <w:top w:w="100" w:type="dxa"/>
+              <w:left w:w="100" w:type="dxa"/>
+              <w:bottom w:w="100" w:type="dxa"/>
+              <w:right w:w="100" w:type="dxa"/>
             </w:tcMar>
-            <w:vAlign w:val="top"/>
           </w:tcPr>
           <w:p>
             <w:pPr>
-              <w:keepNext w:val="0"/>
-              <w:keepLines w:val="0"/>
-              <w:pageBreakBefore w:val="0"/>
               <w:widowControl w:val="0"/>
               <w:pBdr>
-                <w:top w:space="0" w:sz="0" w:val="nil"/>
-                <w:left w:space="0" w:sz="0" w:val="nil"/>
-                <w:bottom w:space="0" w:sz="0" w:val="nil"/>
-                <w:right w:space="0" w:sz="0" w:val="nil"/>
-                <w:between w:space="0" w:sz="0" w:val="nil"/>
+                <w:top w:val="nil"/>
+                <w:left w:val="nil"/>
+                <w:bottom w:val="nil"/>
+                <w:right w:val="nil"/>
+                <w:between w:val="nil"/>
               </w:pBdr>
-              <w:shd w:fill="auto" w:val="clear"/>
-              <w:spacing w:after="0" w:before="0" w:line="240" w:lineRule="auto"/>
-              <w:ind w:left="0" w:right="0" w:firstLine="0"/>
-              <w:jc w:val="left"/>
-              <w:rPr/>
+              <w:spacing w:line="240" w:lineRule="auto"/>
             </w:pPr>
             <w:r>
-              <w:rPr>
-                <w:rtl w:val="0"/>
-              </w:rPr>
-              <w:t xml:space="preserve">Endpoint update and documentation</w:t>
+              <w:t>Endpoint update and documentation</w:t>
             </w:r>
           </w:p>
         </w:tc>
         <w:tc>
           <w:tcPr>
-            <w:shd w:fill="auto" w:val="clear"/>
+            <w:tcW w:w="3009" w:type="dxa"/>
             <w:tcMar>
-              <w:top w:w="100.0" w:type="dxa"/>
-              <w:left w:w="100.0" w:type="dxa"/>
-              <w:bottom w:w="100.0" w:type="dxa"/>
-              <w:right w:w="100.0" w:type="dxa"/>
+              <w:top w:w="100" w:type="dxa"/>
+              <w:left w:w="100" w:type="dxa"/>
+              <w:bottom w:w="100" w:type="dxa"/>
+              <w:right w:w="100" w:type="dxa"/>
             </w:tcMar>
-            <w:vAlign w:val="top"/>
           </w:tcPr>
           <w:p>
             <w:pPr>
-              <w:keepNext w:val="0"/>
-              <w:keepLines w:val="0"/>
-              <w:pageBreakBefore w:val="0"/>
               <w:widowControl w:val="0"/>
               <w:pBdr>
-                <w:top w:space="0" w:sz="0" w:val="nil"/>
-                <w:left w:space="0" w:sz="0" w:val="nil"/>
-                <w:bottom w:space="0" w:sz="0" w:val="nil"/>
-                <w:right w:space="0" w:sz="0" w:val="nil"/>
-                <w:between w:space="0" w:sz="0" w:val="nil"/>
+                <w:top w:val="nil"/>
+                <w:left w:val="nil"/>
+                <w:bottom w:val="nil"/>
+                <w:right w:val="nil"/>
+                <w:between w:val="nil"/>
               </w:pBdr>
-              <w:shd w:fill="auto" w:val="clear"/>
-              <w:spacing w:after="0" w:before="0" w:line="240" w:lineRule="auto"/>
-              <w:ind w:left="0" w:right="0" w:firstLine="0"/>
-              <w:jc w:val="left"/>
-              <w:rPr/>
+              <w:spacing w:line="240" w:lineRule="auto"/>
             </w:pPr>
             <w:r>
-              <w:rPr>
-                <w:rtl w:val="0"/>
-              </w:rPr>
-              <w:t xml:space="preserve">Modular and dynamic</w:t>
+              <w:t>Modular and dynamic</w:t>
             </w:r>
           </w:p>
         </w:tc>
       </w:tr>
     </w:tbl>
-    <w:p>
-      <w:pPr>
-        <w:rPr/>
-      </w:pPr>
-      <w:r>
-        <w:rPr>
-          <w:rtl w:val="0"/>
-        </w:rPr>
-      </w:r>
-    </w:p>
-    <w:p>
-      <w:pPr>
-        <w:rPr/>
-      </w:pPr>
-      <w:r>
-        <w:rPr>
-          <w:rtl w:val="0"/>
-        </w:rPr>
-        <w:t xml:space="preserve">2. How REST API, MCP, can improve the AI use case.</w:t>
-      </w:r>
-    </w:p>
-    <w:p>
-      <w:pPr>
-        <w:rPr/>
-      </w:pPr>
-      <w:r>
-        <w:rPr>
-          <w:rtl w:val="0"/>
-        </w:rPr>
-        <w:t xml:space="preserve">Both of them improve the AI use case.</w:t>
-        <w:br w:type="textWrapping"/>
-        <w:t xml:space="preserve">REST API helps systems by allowing them to connect with external services and data source. For example, an AI chatbot use a REST API to fetch weather data, stock prices, or user information from a database. REST is stateless, its simple, widely supported, and works well for tasks</w:t>
-      </w:r>
-    </w:p>
-    <w:p>
-      <w:pPr>
-        <w:rPr/>
-      </w:pPr>
-      <w:r>
-        <w:rPr>
-          <w:rtl w:val="0"/>
-        </w:rPr>
-        <w:t xml:space="preserve">MCP on other hand is more supported for AI agents that need to maintain context over time. It allows AI engine to remember previous messages, use tools calling dynamically, and handle more complex, multi-step tasks. Some of scenarios like virtual assistants, customer support bots or autonomous agents that need to reason, plan, adapt based ongoing conversation</w:t>
-      </w:r>
-    </w:p>
-    <w:p>
-      <w:pPr>
-        <w:rPr/>
-      </w:pPr>
-      <w:r>
-        <w:rPr>
-          <w:rtl w:val="0"/>
-        </w:rPr>
-      </w:r>
-    </w:p>
-    <w:p>
-      <w:pPr>
-        <w:rPr/>
-      </w:pPr>
-      <w:r>
-        <w:rPr>
-          <w:rtl w:val="0"/>
-        </w:rPr>
-        <w:t xml:space="preserve">3. How do you ensure that your AI agent answers correctly?</w:t>
-      </w:r>
-    </w:p>
-    <w:p>
-      <w:pPr>
-        <w:rPr/>
-      </w:pPr>
-      <w:r>
-        <w:rPr>
-          <w:rtl w:val="0"/>
-        </w:rPr>
-        <w:t xml:space="preserve">To make sure an AI agent gives correct answers, several practical steps can be followed. These steps help the agent stay accurate, consistent, and reliable:</w:t>
+    <w:p/>
+    <w:p>
+      <w:r>
+        <w:t>2. How REST API, MCP, can improve the AI use case</w:t>
+      </w:r>
+      <w:r>
+        <w:t>?</w:t>
+      </w:r>
+    </w:p>
+    <w:p>
+      <w:r>
+        <w:t>Answer :</w:t>
+      </w:r>
+    </w:p>
+    <w:p>
+      <w:r>
+        <w:t>Both of them improve the AI use case.</w:t>
+      </w:r>
+      <w:r>
+        <w:br/>
+        <w:t>REST API helps systems by allowing them to connect with external services and data source. For example, an AI chatbot use a REST API to fetch weather data, stock prices, or user information from a database. REST is stateless, its simple, widely supported, and works well for tasks</w:t>
+      </w:r>
+    </w:p>
+    <w:p>
+      <w:r>
+        <w:t>MCP on other hand is more supported for AI agents that need to maintain context over time. It allows AI engine to remember previous messages, use tools calling dynamically, and handle more complex, multi-step tasks. Some of scenarios like virtual assistants, customer support bots or autonomous agents that need to reason, plan, adapt based ongoing conversation</w:t>
+      </w:r>
+    </w:p>
+    <w:p/>
+    <w:p>
+      <w:r>
+        <w:t>3. How do you ensure that your AI agent answers correctly?</w:t>
+      </w:r>
+    </w:p>
+    <w:p>
+      <w:r>
+        <w:t>Answer :</w:t>
+      </w:r>
+    </w:p>
+    <w:p>
+      <w:r>
+        <w:t>To make sure an AI agent gives correct answers, several practical steps can be followed. These steps help the agent stay accurate, consistent, and reliable:</w:t>
       </w:r>
     </w:p>
     <w:p>
@@ -759,17 +509,14 @@
           <w:ilvl w:val="0"/>
           <w:numId w:val="1"/>
         </w:numPr>
-        <w:spacing w:after="0" w:afterAutospacing="0" w:before="240" w:lineRule="auto"/>
-        <w:ind w:left="720" w:hanging="360"/>
-        <w:rPr/>
-      </w:pPr>
-      <w:r>
-        <w:rPr>
-          <w:rtl w:val="0"/>
-        </w:rPr>
-        <w:t xml:space="preserve">Use a trusted data source</w:t>
-        <w:br w:type="textWrapping"/>
-        <w:t xml:space="preserve">The agent should always refer to a verified source, such as a database or a curated knowledge base. Using clean and reliable data reduces the chance of wrong answers.</w:t>
+        <w:spacing w:before="240"/>
+      </w:pPr>
+      <w:r>
+        <w:t>Use a trusted data source</w:t>
+      </w:r>
+      <w:r>
+        <w:br/>
+        <w:t>The agent should always refer to a verified source, such as a database or a curated knowledge base. Using clean and reliable data reduces the chance of wrong answers.</w:t>
       </w:r>
     </w:p>
     <w:p>
@@ -778,17 +525,13 @@
           <w:ilvl w:val="0"/>
           <w:numId w:val="1"/>
         </w:numPr>
-        <w:spacing w:after="0" w:afterAutospacing="0" w:before="0" w:beforeAutospacing="0" w:lineRule="auto"/>
-        <w:ind w:left="720" w:hanging="360"/>
-        <w:rPr/>
-      </w:pPr>
-      <w:r>
-        <w:rPr>
-          <w:rtl w:val="0"/>
-        </w:rPr>
-        <w:t xml:space="preserve">Set clear rules</w:t>
-        <w:br w:type="textWrapping"/>
-        <w:t xml:space="preserve">The agent needs simple and clear instructions about what it can answer, what it should avoid, and the expected format. Clear rules make the output more stable.</w:t>
+      </w:pPr>
+      <w:r>
+        <w:t>Set clear rules</w:t>
+      </w:r>
+      <w:r>
+        <w:br/>
+        <w:t>The agent needs simple and clear instructions about what it can answer, what it should avoid, and the expected format. Clear rules make the output more stable.</w:t>
       </w:r>
     </w:p>
     <w:p>
@@ -797,17 +540,17 @@
           <w:ilvl w:val="0"/>
           <w:numId w:val="1"/>
         </w:numPr>
-        <w:spacing w:after="0" w:afterAutospacing="0" w:before="0" w:beforeAutospacing="0" w:lineRule="auto"/>
-        <w:ind w:left="720" w:hanging="360"/>
-        <w:rPr/>
-      </w:pPr>
-      <w:r>
-        <w:rPr>
-          <w:rtl w:val="0"/>
-        </w:rPr>
-        <w:t xml:space="preserve">Provide the right context</w:t>
-        <w:br w:type="textWrapping"/>
-        <w:t xml:space="preserve"> When a task requires specific information, the correct documents or data must be attached to the query. This ensures the agent answers based on real references rather than guessing.</w:t>
+      </w:pPr>
+      <w:r>
+        <w:t>Provide the right context</w:t>
+      </w:r>
+      <w:r>
+        <w:br/>
+        <w:t xml:space="preserve"> When a task requires specific information, the correct documents or data must be </w:t>
+      </w:r>
+      <w:r>
+        <w:lastRenderedPageBreak/>
+        <w:t>attached to the query. This ensures the agent answers based on real references rather than guessing.</w:t>
       </w:r>
     </w:p>
     <w:p>
@@ -816,17 +559,13 @@
           <w:ilvl w:val="0"/>
           <w:numId w:val="1"/>
         </w:numPr>
-        <w:spacing w:after="0" w:afterAutospacing="0" w:before="0" w:beforeAutospacing="0" w:lineRule="auto"/>
-        <w:ind w:left="720" w:hanging="360"/>
-        <w:rPr/>
-      </w:pPr>
-      <w:r>
-        <w:rPr>
-          <w:rtl w:val="0"/>
-        </w:rPr>
-        <w:t xml:space="preserve">Check the output</w:t>
-        <w:br w:type="textWrapping"/>
-        <w:t xml:space="preserve">The agent’s output should be reviewed before it is used. For example, when the agent generates SQL, the structure and logic of the query can be checked to make sure it is valid and reasonable.</w:t>
+      </w:pPr>
+      <w:r>
+        <w:t>Check the output</w:t>
+      </w:r>
+      <w:r>
+        <w:br/>
+        <w:t>The agent’s output should be reviewed before it is used. For example, when the agent generates SQL, the structure and logic of the query can be checked to make sure it is valid and reasonable.</w:t>
       </w:r>
     </w:p>
     <w:p>
@@ -835,17 +574,13 @@
           <w:ilvl w:val="0"/>
           <w:numId w:val="1"/>
         </w:numPr>
-        <w:spacing w:after="0" w:afterAutospacing="0" w:before="0" w:beforeAutospacing="0" w:lineRule="auto"/>
-        <w:ind w:left="720" w:hanging="360"/>
-        <w:rPr/>
-      </w:pPr>
-      <w:r>
-        <w:rPr>
-          <w:rtl w:val="0"/>
-        </w:rPr>
-        <w:t xml:space="preserve">Use fallback options</w:t>
-        <w:br w:type="textWrapping"/>
-        <w:t xml:space="preserve">When the first answer looks incorrect, incomplete, or not in the right format, a fallback process can be triggered. This may involve regenerating the answer with simpler rules or returning a safe explanation instead of a wrong output.</w:t>
+      </w:pPr>
+      <w:r>
+        <w:t>Use fallback options</w:t>
+      </w:r>
+      <w:r>
+        <w:br/>
+        <w:t>When the first answer looks incorrect, incomplete, or not in the right format, a fallback process can be triggered. This may involve regenerating the answer with simpler rules or returning a safe explanation instead of a wrong output.</w:t>
       </w:r>
     </w:p>
     <w:p>
@@ -854,17 +589,13 @@
           <w:ilvl w:val="0"/>
           <w:numId w:val="1"/>
         </w:numPr>
-        <w:spacing w:after="0" w:afterAutospacing="0" w:before="0" w:beforeAutospacing="0" w:lineRule="auto"/>
-        <w:ind w:left="720" w:hanging="360"/>
-        <w:rPr/>
-      </w:pPr>
-      <w:r>
-        <w:rPr>
-          <w:rtl w:val="0"/>
-        </w:rPr>
-        <w:t xml:space="preserve">Evaluate and improve regularly</w:t>
-        <w:br w:type="textWrapping"/>
-        <w:t xml:space="preserve">Ongoing evaluation helps the agent become more accurate over time. Some simple evaluation methods include:</w:t>
+      </w:pPr>
+      <w:r>
+        <w:t>Evaluate and improve regularly</w:t>
+      </w:r>
+      <w:r>
+        <w:br/>
+        <w:t>Ongoing evaluation helps the agent become more accurate over time. Some simple evaluation methods include:</w:t>
       </w:r>
     </w:p>
     <w:p>
@@ -873,15 +604,9 @@
           <w:ilvl w:val="1"/>
           <w:numId w:val="1"/>
         </w:numPr>
-        <w:spacing w:after="0" w:afterAutospacing="0" w:before="0" w:beforeAutospacing="0" w:lineRule="auto"/>
-        <w:ind w:left="1440" w:hanging="360"/>
-        <w:rPr/>
-      </w:pPr>
-      <w:r>
-        <w:rPr>
-          <w:rtl w:val="0"/>
-        </w:rPr>
-        <w:t xml:space="preserve">Sample checking: Random answers are reviewed manually.</w:t>
+      </w:pPr>
+      <w:r>
+        <w:t>Sample checking: Random answers are reviewed manually.</w:t>
       </w:r>
     </w:p>
     <w:p>
@@ -890,15 +615,9 @@
           <w:ilvl w:val="1"/>
           <w:numId w:val="1"/>
         </w:numPr>
-        <w:spacing w:after="0" w:afterAutospacing="0" w:before="0" w:beforeAutospacing="0" w:lineRule="auto"/>
-        <w:ind w:left="1440" w:hanging="360"/>
-        <w:rPr/>
-      </w:pPr>
-      <w:r>
-        <w:rPr>
-          <w:rtl w:val="0"/>
-        </w:rPr>
-        <w:t xml:space="preserve">Error tracking: Mistakes are logged and patterns are identified.</w:t>
+      </w:pPr>
+      <w:r>
+        <w:t>Error tracking: Mistakes are logged and patterns are identified.</w:t>
       </w:r>
     </w:p>
     <w:p>
@@ -907,15 +626,9 @@
           <w:ilvl w:val="1"/>
           <w:numId w:val="1"/>
         </w:numPr>
-        <w:spacing w:after="0" w:afterAutospacing="0" w:before="0" w:beforeAutospacing="0" w:lineRule="auto"/>
-        <w:ind w:left="1440" w:hanging="360"/>
-        <w:rPr/>
-      </w:pPr>
-      <w:r>
-        <w:rPr>
-          <w:rtl w:val="0"/>
-        </w:rPr>
-        <w:t xml:space="preserve">User feedback: Feedback from users is collected to spot unclear or incorrect responses.</w:t>
+      </w:pPr>
+      <w:r>
+        <w:t>User feedback: Feedback from users is collected to spot unclear or incorrect responses.</w:t>
       </w:r>
     </w:p>
     <w:p>
@@ -924,15 +637,9 @@
           <w:ilvl w:val="1"/>
           <w:numId w:val="1"/>
         </w:numPr>
-        <w:spacing w:after="0" w:afterAutospacing="0" w:before="0" w:beforeAutospacing="0" w:lineRule="auto"/>
-        <w:ind w:left="1440" w:hanging="360"/>
-        <w:rPr/>
-      </w:pPr>
-      <w:r>
-        <w:rPr>
-          <w:rtl w:val="0"/>
-        </w:rPr>
-        <w:t xml:space="preserve">Test prompts: Regular test questions are used to check if the agent still follows the rules.</w:t>
+      </w:pPr>
+      <w:r>
+        <w:t>Test prompts: Regular test questions are used to check if the agent still follows the rules.</w:t>
       </w:r>
     </w:p>
     <w:p>
@@ -941,71 +648,463 @@
           <w:ilvl w:val="1"/>
           <w:numId w:val="1"/>
         </w:numPr>
-        <w:spacing w:after="240" w:before="0" w:beforeAutospacing="0" w:lineRule="auto"/>
-        <w:ind w:left="1440" w:hanging="360"/>
-        <w:rPr/>
-      </w:pPr>
-      <w:r>
-        <w:rPr>
-          <w:rtl w:val="0"/>
-        </w:rPr>
-        <w:t xml:space="preserve">Comparison with ground truth: When a correct answer exists, the agent’s output is compared with it.</w:t>
-      </w:r>
-    </w:p>
-    <w:p>
-      <w:pPr>
-        <w:rPr/>
-      </w:pPr>
-      <w:r>
-        <w:rPr>
-          <w:rtl w:val="0"/>
-        </w:rPr>
-      </w:r>
-    </w:p>
-    <w:p>
-      <w:pPr>
-        <w:rPr/>
-      </w:pPr>
-      <w:r>
-        <w:rPr>
-          <w:rtl w:val="0"/>
-        </w:rPr>
-        <w:t xml:space="preserve">4. Describe what can you do with Docker / Containerize environment in the context of AI</w:t>
-      </w:r>
-    </w:p>
-    <w:p>
-      <w:pPr>
-        <w:rPr/>
-      </w:pPr>
-      <w:r>
-        <w:rPr>
-          <w:rtl w:val="0"/>
-        </w:rPr>
-        <w:t xml:space="preserve">5. How do you finetune the LLM model from raw ?</w:t>
-      </w:r>
-    </w:p>
-    <w:p>
-      <w:pPr>
-        <w:rPr/>
-      </w:pPr>
-      <w:r>
-        <w:rPr>
-          <w:rtl w:val="0"/>
-        </w:rPr>
-      </w:r>
-    </w:p>
+        <w:spacing w:after="240"/>
+      </w:pPr>
+      <w:r>
+        <w:t>Comparison with ground truth: When a correct answer exists, the agent’s output is compared with it.</w:t>
+      </w:r>
+    </w:p>
+    <w:p/>
+    <w:p>
+      <w:r>
+        <w:t>4. Describe what can you do with Docker / Containerize environment in the context of AI</w:t>
+      </w:r>
+      <w:r>
+        <w:t>.</w:t>
+      </w:r>
+    </w:p>
+    <w:p>
+      <w:r>
+        <w:t>Answer:</w:t>
+      </w:r>
+    </w:p>
+    <w:p>
+      <w:pPr>
+        <w:rPr>
+          <w:lang w:val="en-ID"/>
+        </w:rPr>
+      </w:pPr>
+      <w:r>
+        <w:rPr>
+          <w:lang w:val="en-ID"/>
+        </w:rPr>
+        <w:t>In the context of AI, Docker helps keep everything consistent and easy to deploy. It lets the model, code, and dependencies run in the same environment across different machines</w:t>
+      </w:r>
+      <w:r>
+        <w:rPr>
+          <w:lang w:val="en-ID"/>
+        </w:rPr>
+        <w:t>.</w:t>
+      </w:r>
+    </w:p>
+    <w:p>
+      <w:pPr>
+        <w:rPr>
+          <w:lang w:val="en-ID"/>
+        </w:rPr>
+      </w:pPr>
+      <w:r>
+        <w:rPr>
+          <w:lang w:val="en-ID"/>
+        </w:rPr>
+        <w:t>Docker also makes it easier to package GPU or CPU requirements, manage versioning of each model build, and scale the inference service when traffic grows. For training jobs, containers help ensure that each run uses the same setup, which makes experiments more reliable.</w:t>
+      </w:r>
+    </w:p>
+    <w:p>
+      <w:pPr>
+        <w:rPr>
+          <w:lang w:val="en-ID"/>
+        </w:rPr>
+      </w:pPr>
+      <w:r>
+        <w:rPr>
+          <w:lang w:val="en-ID"/>
+        </w:rPr>
+        <w:t>Overall, Docker gives a clean, repeatable, and portable environment for both AI training and serving.</w:t>
+      </w:r>
+    </w:p>
+    <w:p/>
+    <w:p>
+      <w:r>
+        <w:t>5. How do you finetune the LLM model from raw ?</w:t>
+      </w:r>
+    </w:p>
+    <w:p>
+      <w:pPr>
+        <w:rPr>
+          <w:lang w:val="en-ID"/>
+        </w:rPr>
+      </w:pPr>
+      <w:r>
+        <w:rPr>
+          <w:lang w:val="en-ID"/>
+        </w:rPr>
+        <w:t>To fine-tune an LLM from raw data, the process usually looks like this:</w:t>
+      </w:r>
+    </w:p>
+    <w:p>
+      <w:pPr>
+        <w:numPr>
+          <w:ilvl w:val="0"/>
+          <w:numId w:val="2"/>
+        </w:numPr>
+        <w:rPr>
+          <w:lang w:val="en-ID"/>
+        </w:rPr>
+      </w:pPr>
+      <w:r>
+        <w:rPr>
+          <w:lang w:val="en-ID"/>
+        </w:rPr>
+        <w:t>Define the task</w:t>
+      </w:r>
+      <w:r>
+        <w:rPr>
+          <w:lang w:val="en-ID"/>
+        </w:rPr>
+        <w:br/>
+        <w:t>First decide what the model should do better: for example, customer support Q&amp;A, code generation, or classification. This will guide how the data is prepared.</w:t>
+      </w:r>
+    </w:p>
+    <w:p>
+      <w:pPr>
+        <w:numPr>
+          <w:ilvl w:val="0"/>
+          <w:numId w:val="2"/>
+        </w:numPr>
+        <w:rPr>
+          <w:lang w:val="en-ID"/>
+        </w:rPr>
+      </w:pPr>
+      <w:r>
+        <w:rPr>
+          <w:lang w:val="en-ID"/>
+        </w:rPr>
+        <w:t>Prepare and clean the data</w:t>
+      </w:r>
+      <w:r>
+        <w:rPr>
+          <w:lang w:val="en-ID"/>
+        </w:rPr>
+        <w:br/>
+        <w:t xml:space="preserve">Take the raw data and turn it into a clear input–output format (e.g. </w:t>
+      </w:r>
+      <w:proofErr w:type="gramStart"/>
+      <w:r>
+        <w:rPr>
+          <w:i/>
+          <w:iCs/>
+          <w:lang w:val="en-ID"/>
+        </w:rPr>
+        <w:t xml:space="preserve">prompt </w:t>
+      </w:r>
+      <w:r>
+        <w:rPr>
+          <w:i/>
+          <w:iCs/>
+          <w:lang w:val="en-ID"/>
+        </w:rPr>
+        <w:t xml:space="preserve"> -</w:t>
+      </w:r>
+      <w:proofErr w:type="gramEnd"/>
+      <w:r>
+        <w:rPr>
+          <w:i/>
+          <w:iCs/>
+          <w:lang w:val="en-ID"/>
+        </w:rPr>
+        <w:t xml:space="preserve">&gt; </w:t>
+      </w:r>
+      <w:r>
+        <w:rPr>
+          <w:i/>
+          <w:iCs/>
+          <w:lang w:val="en-ID"/>
+        </w:rPr>
+        <w:t>answer</w:t>
+      </w:r>
+      <w:r>
+        <w:rPr>
+          <w:lang w:val="en-ID"/>
+        </w:rPr>
+        <w:t>). Remove sensitive data, duplicates, and noisy content. Add simple metadata if needed (language, domain, difficulty).</w:t>
+      </w:r>
+    </w:p>
+    <w:p>
+      <w:pPr>
+        <w:numPr>
+          <w:ilvl w:val="0"/>
+          <w:numId w:val="2"/>
+        </w:numPr>
+        <w:rPr>
+          <w:lang w:val="en-ID"/>
+        </w:rPr>
+      </w:pPr>
+      <w:r>
+        <w:rPr>
+          <w:lang w:val="en-ID"/>
+        </w:rPr>
+        <w:t>Format into training examples</w:t>
+      </w:r>
+      <w:r>
+        <w:rPr>
+          <w:lang w:val="en-ID"/>
+        </w:rPr>
+        <w:br/>
+        <w:t>Convert each example into the model’s prompt style (system + user + assistant, or instruction + response). Then split into train / validation / test sets.</w:t>
+      </w:r>
+    </w:p>
+    <w:p>
+      <w:pPr>
+        <w:numPr>
+          <w:ilvl w:val="0"/>
+          <w:numId w:val="2"/>
+        </w:numPr>
+        <w:rPr>
+          <w:lang w:val="en-ID"/>
+        </w:rPr>
+      </w:pPr>
+      <w:r>
+        <w:rPr>
+          <w:lang w:val="en-ID"/>
+        </w:rPr>
+        <w:t>Set up the training pipeline</w:t>
+      </w:r>
+      <w:r>
+        <w:rPr>
+          <w:lang w:val="en-ID"/>
+        </w:rPr>
+        <w:br/>
+        <w:t xml:space="preserve">Load a base LLM, set tokenizer, max sequence length, batch size, and learning rate. </w:t>
+      </w:r>
+      <w:r>
+        <w:rPr>
+          <w:lang w:val="en-ID"/>
+        </w:rPr>
+        <w:lastRenderedPageBreak/>
+        <w:t xml:space="preserve">For large models, often use parameter-efficient methods like </w:t>
+      </w:r>
+      <w:proofErr w:type="spellStart"/>
+      <w:r>
+        <w:rPr>
+          <w:lang w:val="en-ID"/>
+        </w:rPr>
+        <w:t>LoRA</w:t>
+      </w:r>
+      <w:proofErr w:type="spellEnd"/>
+      <w:r>
+        <w:rPr>
+          <w:lang w:val="en-ID"/>
+        </w:rPr>
+        <w:t xml:space="preserve"> / </w:t>
+      </w:r>
+      <w:proofErr w:type="spellStart"/>
+      <w:r>
+        <w:rPr>
+          <w:lang w:val="en-ID"/>
+        </w:rPr>
+        <w:t>QLoRA</w:t>
+      </w:r>
+      <w:proofErr w:type="spellEnd"/>
+      <w:r>
+        <w:rPr>
+          <w:lang w:val="en-ID"/>
+        </w:rPr>
+        <w:t xml:space="preserve"> so training is cheaper and fits on limited GPUs.</w:t>
+      </w:r>
+    </w:p>
+    <w:p>
+      <w:pPr>
+        <w:numPr>
+          <w:ilvl w:val="0"/>
+          <w:numId w:val="2"/>
+        </w:numPr>
+        <w:rPr>
+          <w:lang w:val="en-ID"/>
+        </w:rPr>
+      </w:pPr>
+      <w:r>
+        <w:rPr>
+          <w:lang w:val="en-ID"/>
+        </w:rPr>
+        <w:t>Train and monitor</w:t>
+      </w:r>
+      <w:r>
+        <w:rPr>
+          <w:lang w:val="en-ID"/>
+        </w:rPr>
+        <w:br/>
+        <w:t>Run fine-tuning on the training set, while watching loss and key metrics on the validation set. Use early stopping or regularization to avoid overfitting.</w:t>
+      </w:r>
+    </w:p>
+    <w:p>
+      <w:pPr>
+        <w:numPr>
+          <w:ilvl w:val="0"/>
+          <w:numId w:val="2"/>
+        </w:numPr>
+        <w:rPr>
+          <w:lang w:val="en-ID"/>
+        </w:rPr>
+      </w:pPr>
+      <w:r>
+        <w:rPr>
+          <w:lang w:val="en-ID"/>
+        </w:rPr>
+        <w:t>Evaluate quality and safety</w:t>
+      </w:r>
+      <w:r>
+        <w:rPr>
+          <w:lang w:val="en-ID"/>
+        </w:rPr>
+        <w:br/>
+        <w:t>After training, test on a held-out dataset and some real examples. Check not only accuracy and relevance, but also hallucinations, latency, and safety (no leakage of sensitive info, no harmful content).</w:t>
+      </w:r>
+    </w:p>
+    <w:p>
+      <w:pPr>
+        <w:numPr>
+          <w:ilvl w:val="0"/>
+          <w:numId w:val="2"/>
+        </w:numPr>
+        <w:rPr>
+          <w:lang w:val="en-ID"/>
+        </w:rPr>
+      </w:pPr>
+      <w:r>
+        <w:rPr>
+          <w:lang w:val="en-ID"/>
+        </w:rPr>
+        <w:t>Deploy and iterate</w:t>
+      </w:r>
+      <w:r>
+        <w:rPr>
+          <w:lang w:val="en-ID"/>
+        </w:rPr>
+        <w:br/>
+        <w:t>Package the fine-tuned model into a serving container (e.g. Docker), expose it via API, then monitor logs and user feedback. If new data comes in, repeat the process and refresh the model.</w:t>
+      </w:r>
+    </w:p>
+    <w:p/>
     <w:sectPr>
-      <w:pgSz w:h="16834" w:w="11909" w:orient="portrait"/>
-      <w:pgMar w:bottom="1440" w:top="1440" w:left="1440" w:right="1440" w:header="720" w:footer="720"/>
+      <w:pgSz w:w="11909" w:h="16834"/>
+      <w:pgMar w:top="1440" w:right="1440" w:bottom="1440" w:left="1440" w:header="720" w:footer="720" w:gutter="0"/>
       <w:pgNumType w:start="1"/>
+      <w:cols w:space="720"/>
     </w:sectPr>
   </w:body>
 </w:document>
 </file>
 
 <file path=word/numbering.xml><?xml version="1.0" encoding="utf-8"?>
-<w:numbering xmlns:mc="http://schemas.openxmlformats.org/markup-compatibility/2006" xmlns:o="urn:schemas-microsoft-com:office:office" xmlns:r="http://schemas.openxmlformats.org/officeDocument/2006/relationships" xmlns:m="http://schemas.openxmlformats.org/officeDocument/2006/math" xmlns:v="urn:schemas-microsoft-com:vml" xmlns:wp="http://schemas.openxmlformats.org/drawingml/2006/wordprocessingDrawing" xmlns:w10="urn:schemas-microsoft-com:office:word" xmlns:w="http://schemas.openxmlformats.org/wordprocessingml/2006/main" xmlns:wne="http://schemas.microsoft.com/office/word/2006/wordml" xmlns:sl="http://schemas.openxmlformats.org/schemaLibrary/2006/main" xmlns:a="http://schemas.openxmlformats.org/drawingml/2006/main" xmlns:pic="http://schemas.openxmlformats.org/drawingml/2006/picture" xmlns:c="http://schemas.openxmlformats.org/drawingml/2006/chart" xmlns:lc="http://schemas.openxmlformats.org/drawingml/2006/lockedCanvas" xmlns:dgm="http://schemas.openxmlformats.org/drawingml/2006/diagram" xmlns:wps="http://schemas.microsoft.com/office/word/2010/wordprocessingShape" xmlns:wpg="http://schemas.microsoft.com/office/word/2010/wordprocessingGroup" xmlns:w14="http://schemas.microsoft.com/office/word/2010/wordml" xmlns:w15="http://schemas.microsoft.com/office/word/2012/wordml" xmlns:w16="http://schemas.microsoft.com/office/word/2018/wordml" xmlns:w16cex="http://schemas.microsoft.com/office/word/2018/wordml/cex" xmlns:w16cid="http://schemas.microsoft.com/office/word/2016/wordml/cid" xmlns="http://schemas.microsoft.com/office/tasks/2019/documenttasks" xmlns:cr="http://schemas.microsoft.com/office/comments/2020/reactions">
-  <w:abstractNum w:abstractNumId="1">
+<w:numbering xmlns:wpc="http://schemas.microsoft.com/office/word/2010/wordprocessingCanvas" xmlns:cx="http://schemas.microsoft.com/office/drawing/2014/chartex" xmlns:cx1="http://schemas.microsoft.com/office/drawing/2015/9/8/chartex" xmlns:cx2="http://schemas.microsoft.com/office/drawing/2015/10/21/chartex" xmlns:cx3="http://schemas.microsoft.com/office/drawing/2016/5/9/chartex" xmlns:cx4="http://schemas.microsoft.com/office/drawing/2016/5/10/chartex" xmlns:cx5="http://schemas.microsoft.com/office/drawing/2016/5/11/chartex" xmlns:cx6="http://schemas.microsoft.com/office/drawing/2016/5/12/chartex" xmlns:cx7="http://schemas.microsoft.com/office/drawing/2016/5/13/chartex" xmlns:cx8="http://schemas.microsoft.com/office/drawing/2016/5/14/chartex" xmlns:mc="http://schemas.openxmlformats.org/markup-compatibility/2006" xmlns:aink="http://schemas.microsoft.com/office/drawing/2016/ink" xmlns:am3d="http://schemas.microsoft.com/office/drawing/2017/model3d" xmlns:o="urn:schemas-microsoft-com:office:office" xmlns:oel="http://schemas.microsoft.com/office/2019/extlst" xmlns:r="http://schemas.openxmlformats.org/officeDocument/2006/relationships" xmlns:m="http://schemas.openxmlformats.org/officeDocument/2006/math" xmlns:v="urn:schemas-microsoft-com:vml" xmlns:wp14="http://schemas.microsoft.com/office/word/2010/wordprocessingDrawing" xmlns:wp="http://schemas.openxmlformats.org/drawingml/2006/wordprocessingDrawing" xmlns:w10="urn:schemas-microsoft-com:office:word" xmlns:w="http://schemas.openxmlformats.org/wordprocessingml/2006/main" xmlns:w14="http://schemas.microsoft.com/office/word/2010/wordml" xmlns:w15="http://schemas.microsoft.com/office/word/2012/wordml" xmlns:w16cex="http://schemas.microsoft.com/office/word/2018/wordml/cex" xmlns:w16cid="http://schemas.microsoft.com/office/word/2016/wordml/cid" xmlns:w16="http://schemas.microsoft.com/office/word/2018/wordml" xmlns:w16du="http://schemas.microsoft.com/office/word/2023/wordml/word16du" xmlns:w16sdtdh="http://schemas.microsoft.com/office/word/2020/wordml/sdtdatahash" xmlns:w16sdtfl="http://schemas.microsoft.com/office/word/2024/wordml/sdtformatlock" xmlns:w16se="http://schemas.microsoft.com/office/word/2015/wordml/symex" xmlns:wpg="http://schemas.microsoft.com/office/word/2010/wordprocessingGroup" xmlns:wpi="http://schemas.microsoft.com/office/word/2010/wordprocessingInk" xmlns:wne="http://schemas.microsoft.com/office/word/2006/wordml" xmlns:wps="http://schemas.microsoft.com/office/word/2010/wordprocessingShape" mc:Ignorable="w14 w15 w16se w16cid w16 w16cex w16sdtdh w16sdtfl w16du wp14">
+  <w:abstractNum w:abstractNumId="0" w15:restartNumberingAfterBreak="0">
+    <w:nsid w:val="046C6335"/>
+    <w:multiLevelType w:val="multilevel"/>
+    <w:tmpl w:val="6B9254CC"/>
+    <w:lvl w:ilvl="0">
+      <w:start w:val="1"/>
+      <w:numFmt w:val="decimal"/>
+      <w:lvlText w:val="%1."/>
+      <w:lvlJc w:val="left"/>
+      <w:pPr>
+        <w:tabs>
+          <w:tab w:val="num" w:pos="720"/>
+        </w:tabs>
+        <w:ind w:left="720" w:hanging="360"/>
+      </w:pPr>
+    </w:lvl>
+    <w:lvl w:ilvl="1" w:tentative="1">
+      <w:start w:val="1"/>
+      <w:numFmt w:val="decimal"/>
+      <w:lvlText w:val="%2."/>
+      <w:lvlJc w:val="left"/>
+      <w:pPr>
+        <w:tabs>
+          <w:tab w:val="num" w:pos="1440"/>
+        </w:tabs>
+        <w:ind w:left="1440" w:hanging="360"/>
+      </w:pPr>
+    </w:lvl>
+    <w:lvl w:ilvl="2" w:tentative="1">
+      <w:start w:val="1"/>
+      <w:numFmt w:val="decimal"/>
+      <w:lvlText w:val="%3."/>
+      <w:lvlJc w:val="left"/>
+      <w:pPr>
+        <w:tabs>
+          <w:tab w:val="num" w:pos="2160"/>
+        </w:tabs>
+        <w:ind w:left="2160" w:hanging="360"/>
+      </w:pPr>
+    </w:lvl>
+    <w:lvl w:ilvl="3" w:tentative="1">
+      <w:start w:val="1"/>
+      <w:numFmt w:val="decimal"/>
+      <w:lvlText w:val="%4."/>
+      <w:lvlJc w:val="left"/>
+      <w:pPr>
+        <w:tabs>
+          <w:tab w:val="num" w:pos="2880"/>
+        </w:tabs>
+        <w:ind w:left="2880" w:hanging="360"/>
+      </w:pPr>
+    </w:lvl>
+    <w:lvl w:ilvl="4" w:tentative="1">
+      <w:start w:val="1"/>
+      <w:numFmt w:val="decimal"/>
+      <w:lvlText w:val="%5."/>
+      <w:lvlJc w:val="left"/>
+      <w:pPr>
+        <w:tabs>
+          <w:tab w:val="num" w:pos="3600"/>
+        </w:tabs>
+        <w:ind w:left="3600" w:hanging="360"/>
+      </w:pPr>
+    </w:lvl>
+    <w:lvl w:ilvl="5" w:tentative="1">
+      <w:start w:val="1"/>
+      <w:numFmt w:val="decimal"/>
+      <w:lvlText w:val="%6."/>
+      <w:lvlJc w:val="left"/>
+      <w:pPr>
+        <w:tabs>
+          <w:tab w:val="num" w:pos="4320"/>
+        </w:tabs>
+        <w:ind w:left="4320" w:hanging="360"/>
+      </w:pPr>
+    </w:lvl>
+    <w:lvl w:ilvl="6" w:tentative="1">
+      <w:start w:val="1"/>
+      <w:numFmt w:val="decimal"/>
+      <w:lvlText w:val="%7."/>
+      <w:lvlJc w:val="left"/>
+      <w:pPr>
+        <w:tabs>
+          <w:tab w:val="num" w:pos="5040"/>
+        </w:tabs>
+        <w:ind w:left="5040" w:hanging="360"/>
+      </w:pPr>
+    </w:lvl>
+    <w:lvl w:ilvl="7" w:tentative="1">
+      <w:start w:val="1"/>
+      <w:numFmt w:val="decimal"/>
+      <w:lvlText w:val="%8."/>
+      <w:lvlJc w:val="left"/>
+      <w:pPr>
+        <w:tabs>
+          <w:tab w:val="num" w:pos="5760"/>
+        </w:tabs>
+        <w:ind w:left="5760" w:hanging="360"/>
+      </w:pPr>
+    </w:lvl>
+    <w:lvl w:ilvl="8" w:tentative="1">
+      <w:start w:val="1"/>
+      <w:numFmt w:val="decimal"/>
+      <w:lvlText w:val="%9."/>
+      <w:lvlJc w:val="left"/>
+      <w:pPr>
+        <w:tabs>
+          <w:tab w:val="num" w:pos="6480"/>
+        </w:tabs>
+        <w:ind w:left="6480" w:hanging="360"/>
+      </w:pPr>
+    </w:lvl>
+  </w:abstractNum>
+  <w:abstractNum w:abstractNumId="1" w15:restartNumberingAfterBreak="0">
+    <w:nsid w:val="50D5308D"/>
+    <w:multiLevelType w:val="multilevel"/>
+    <w:tmpl w:val="A6827C3E"/>
     <w:lvl w:ilvl="0">
       <w:start w:val="1"/>
       <w:numFmt w:val="decimal"/>
@@ -1115,21 +1214,24 @@
       </w:rPr>
     </w:lvl>
   </w:abstractNum>
-  <w:num w:numId="1">
+  <w:num w:numId="1" w16cid:durableId="396518295">
     <w:abstractNumId w:val="1"/>
+  </w:num>
+  <w:num w:numId="2" w16cid:durableId="1328483613">
+    <w:abstractNumId w:val="0"/>
   </w:num>
 </w:numbering>
 </file>
 
 <file path=word/styles.xml><?xml version="1.0" encoding="utf-8"?>
-<w:styles xmlns:mc="http://schemas.openxmlformats.org/markup-compatibility/2006" xmlns:o="urn:schemas-microsoft-com:office:office" xmlns:r="http://schemas.openxmlformats.org/officeDocument/2006/relationships" xmlns:m="http://schemas.openxmlformats.org/officeDocument/2006/math" xmlns:v="urn:schemas-microsoft-com:vml" xmlns:wp="http://schemas.openxmlformats.org/drawingml/2006/wordprocessingDrawing" xmlns:w10="urn:schemas-microsoft-com:office:word" xmlns:w="http://schemas.openxmlformats.org/wordprocessingml/2006/main" xmlns:wne="http://schemas.microsoft.com/office/word/2006/wordml" xmlns:sl="http://schemas.openxmlformats.org/schemaLibrary/2006/main" xmlns:a="http://schemas.openxmlformats.org/drawingml/2006/main" xmlns:pic="http://schemas.openxmlformats.org/drawingml/2006/picture" xmlns:c="http://schemas.openxmlformats.org/drawingml/2006/chart" xmlns:lc="http://schemas.openxmlformats.org/drawingml/2006/lockedCanvas" xmlns:dgm="http://schemas.openxmlformats.org/drawingml/2006/diagram" xmlns:wps="http://schemas.microsoft.com/office/word/2010/wordprocessingShape" xmlns:wpg="http://schemas.microsoft.com/office/word/2010/wordprocessingGroup" xmlns:w14="http://schemas.microsoft.com/office/word/2010/wordml" xmlns:w15="http://schemas.microsoft.com/office/word/2012/wordml" xmlns:w16="http://schemas.microsoft.com/office/word/2018/wordml" xmlns:w16cex="http://schemas.microsoft.com/office/word/2018/wordml/cex" xmlns:w16cid="http://schemas.microsoft.com/office/word/2016/wordml/cid" xmlns="http://schemas.microsoft.com/office/tasks/2019/documenttasks" xmlns:cr="http://schemas.microsoft.com/office/comments/2020/reactions">
+<w:styles xmlns:mc="http://schemas.openxmlformats.org/markup-compatibility/2006" xmlns:r="http://schemas.openxmlformats.org/officeDocument/2006/relationships" xmlns:w="http://schemas.openxmlformats.org/wordprocessingml/2006/main" xmlns:w14="http://schemas.microsoft.com/office/word/2010/wordml" xmlns:w15="http://schemas.microsoft.com/office/word/2012/wordml" xmlns:w16cex="http://schemas.microsoft.com/office/word/2018/wordml/cex" xmlns:w16cid="http://schemas.microsoft.com/office/word/2016/wordml/cid" xmlns:w16="http://schemas.microsoft.com/office/word/2018/wordml" xmlns:w16du="http://schemas.microsoft.com/office/word/2023/wordml/word16du" xmlns:w16sdtdh="http://schemas.microsoft.com/office/word/2020/wordml/sdtdatahash" xmlns:w16sdtfl="http://schemas.microsoft.com/office/word/2024/wordml/sdtformatlock" xmlns:w16se="http://schemas.microsoft.com/office/word/2015/wordml/symex" mc:Ignorable="w14 w15 w16se w16cid w16 w16cex w16sdtdh w16sdtfl w16du">
   <w:docDefaults>
     <w:rPrDefault>
       <w:rPr>
-        <w:rFonts w:ascii="Arial" w:cs="Arial" w:eastAsia="Arial" w:hAnsi="Arial"/>
+        <w:rFonts w:ascii="Arial" w:eastAsia="Arial" w:hAnsi="Arial" w:cs="Arial"/>
         <w:sz w:val="22"/>
         <w:szCs w:val="22"/>
-        <w:lang w:val="in"/>
+        <w:lang w:val="id" w:eastAsia="en-ID" w:bidi="ar-SA"/>
       </w:rPr>
     </w:rPrDefault>
     <w:pPrDefault>
@@ -1138,29 +1240,399 @@
       </w:pPr>
     </w:pPrDefault>
   </w:docDefaults>
-  <w:style w:type="table" w:styleId="TableNormal" w:default="1">
-    <w:name w:val="TableNormal"/>
-    <w:tblPr>
-      <w:tblCellMar>
-        <w:top w:w="100.0" w:type="dxa"/>
-        <w:left w:w="100.0" w:type="dxa"/>
-        <w:bottom w:w="100.0" w:type="dxa"/>
-        <w:right w:w="100.0" w:type="dxa"/>
-      </w:tblCellMar>
-    </w:tblPr>
-  </w:style>
-  <w:style w:type="paragraph" w:styleId="Normal" w:default="1">
-    <w:name w:val="normal"/>
+  <w:latentStyles w:defLockedState="0" w:defUIPriority="99" w:defSemiHidden="0" w:defUnhideWhenUsed="0" w:defQFormat="0" w:count="376">
+    <w:lsdException w:name="Normal" w:uiPriority="0" w:qFormat="1"/>
+    <w:lsdException w:name="heading 1" w:uiPriority="9" w:qFormat="1"/>
+    <w:lsdException w:name="heading 2" w:semiHidden="1" w:uiPriority="9" w:unhideWhenUsed="1" w:qFormat="1"/>
+    <w:lsdException w:name="heading 3" w:semiHidden="1" w:uiPriority="9" w:unhideWhenUsed="1" w:qFormat="1"/>
+    <w:lsdException w:name="heading 4" w:semiHidden="1" w:uiPriority="9" w:unhideWhenUsed="1" w:qFormat="1"/>
+    <w:lsdException w:name="heading 5" w:semiHidden="1" w:uiPriority="9" w:unhideWhenUsed="1" w:qFormat="1"/>
+    <w:lsdException w:name="heading 6" w:semiHidden="1" w:uiPriority="9" w:unhideWhenUsed="1" w:qFormat="1"/>
+    <w:lsdException w:name="heading 7" w:semiHidden="1" w:uiPriority="9" w:unhideWhenUsed="1" w:qFormat="1"/>
+    <w:lsdException w:name="heading 8" w:semiHidden="1" w:uiPriority="9" w:unhideWhenUsed="1" w:qFormat="1"/>
+    <w:lsdException w:name="heading 9" w:semiHidden="1" w:uiPriority="9" w:unhideWhenUsed="1" w:qFormat="1"/>
+    <w:lsdException w:name="index 1" w:semiHidden="1" w:unhideWhenUsed="1"/>
+    <w:lsdException w:name="index 2" w:semiHidden="1" w:unhideWhenUsed="1"/>
+    <w:lsdException w:name="index 3" w:semiHidden="1" w:unhideWhenUsed="1"/>
+    <w:lsdException w:name="index 4" w:semiHidden="1" w:unhideWhenUsed="1"/>
+    <w:lsdException w:name="index 5" w:semiHidden="1" w:unhideWhenUsed="1"/>
+    <w:lsdException w:name="index 6" w:semiHidden="1" w:unhideWhenUsed="1"/>
+    <w:lsdException w:name="index 7" w:semiHidden="1" w:unhideWhenUsed="1"/>
+    <w:lsdException w:name="index 8" w:semiHidden="1" w:unhideWhenUsed="1"/>
+    <w:lsdException w:name="index 9" w:semiHidden="1" w:unhideWhenUsed="1"/>
+    <w:lsdException w:name="toc 1" w:semiHidden="1" w:uiPriority="39" w:unhideWhenUsed="1"/>
+    <w:lsdException w:name="toc 2" w:semiHidden="1" w:uiPriority="39" w:unhideWhenUsed="1"/>
+    <w:lsdException w:name="toc 3" w:semiHidden="1" w:uiPriority="39" w:unhideWhenUsed="1"/>
+    <w:lsdException w:name="toc 4" w:semiHidden="1" w:uiPriority="39" w:unhideWhenUsed="1"/>
+    <w:lsdException w:name="toc 5" w:semiHidden="1" w:uiPriority="39" w:unhideWhenUsed="1"/>
+    <w:lsdException w:name="toc 6" w:semiHidden="1" w:uiPriority="39" w:unhideWhenUsed="1"/>
+    <w:lsdException w:name="toc 7" w:semiHidden="1" w:uiPriority="39" w:unhideWhenUsed="1"/>
+    <w:lsdException w:name="toc 8" w:semiHidden="1" w:uiPriority="39" w:unhideWhenUsed="1"/>
+    <w:lsdException w:name="toc 9" w:semiHidden="1" w:uiPriority="39" w:unhideWhenUsed="1"/>
+    <w:lsdException w:name="Normal Indent" w:semiHidden="1" w:unhideWhenUsed="1"/>
+    <w:lsdException w:name="footnote text" w:semiHidden="1" w:unhideWhenUsed="1"/>
+    <w:lsdException w:name="annotation text" w:semiHidden="1" w:unhideWhenUsed="1"/>
+    <w:lsdException w:name="header" w:semiHidden="1" w:unhideWhenUsed="1"/>
+    <w:lsdException w:name="footer" w:semiHidden="1" w:unhideWhenUsed="1"/>
+    <w:lsdException w:name="index heading" w:semiHidden="1" w:unhideWhenUsed="1"/>
+    <w:lsdException w:name="caption" w:semiHidden="1" w:uiPriority="35" w:unhideWhenUsed="1" w:qFormat="1"/>
+    <w:lsdException w:name="table of figures" w:semiHidden="1" w:unhideWhenUsed="1"/>
+    <w:lsdException w:name="envelope address" w:semiHidden="1" w:unhideWhenUsed="1"/>
+    <w:lsdException w:name="envelope return" w:semiHidden="1" w:unhideWhenUsed="1"/>
+    <w:lsdException w:name="footnote reference" w:semiHidden="1" w:unhideWhenUsed="1"/>
+    <w:lsdException w:name="annotation reference" w:semiHidden="1" w:unhideWhenUsed="1"/>
+    <w:lsdException w:name="line number" w:semiHidden="1" w:unhideWhenUsed="1"/>
+    <w:lsdException w:name="page number" w:semiHidden="1" w:unhideWhenUsed="1"/>
+    <w:lsdException w:name="endnote reference" w:semiHidden="1" w:unhideWhenUsed="1"/>
+    <w:lsdException w:name="endnote text" w:semiHidden="1" w:unhideWhenUsed="1"/>
+    <w:lsdException w:name="table of authorities" w:semiHidden="1" w:unhideWhenUsed="1"/>
+    <w:lsdException w:name="macro" w:semiHidden="1" w:unhideWhenUsed="1"/>
+    <w:lsdException w:name="toa heading" w:semiHidden="1" w:unhideWhenUsed="1"/>
+    <w:lsdException w:name="List" w:semiHidden="1" w:unhideWhenUsed="1"/>
+    <w:lsdException w:name="List Bullet" w:semiHidden="1" w:unhideWhenUsed="1"/>
+    <w:lsdException w:name="List Number" w:semiHidden="1" w:unhideWhenUsed="1"/>
+    <w:lsdException w:name="List 2" w:semiHidden="1" w:unhideWhenUsed="1"/>
+    <w:lsdException w:name="List 3" w:semiHidden="1" w:unhideWhenUsed="1"/>
+    <w:lsdException w:name="List 4" w:semiHidden="1" w:unhideWhenUsed="1"/>
+    <w:lsdException w:name="List 5" w:semiHidden="1" w:unhideWhenUsed="1"/>
+    <w:lsdException w:name="List Bullet 2" w:semiHidden="1" w:unhideWhenUsed="1"/>
+    <w:lsdException w:name="List Bullet 3" w:semiHidden="1" w:unhideWhenUsed="1"/>
+    <w:lsdException w:name="List Bullet 4" w:semiHidden="1" w:unhideWhenUsed="1"/>
+    <w:lsdException w:name="List Bullet 5" w:semiHidden="1" w:unhideWhenUsed="1"/>
+    <w:lsdException w:name="List Number 2" w:semiHidden="1" w:unhideWhenUsed="1"/>
+    <w:lsdException w:name="List Number 3" w:semiHidden="1" w:unhideWhenUsed="1"/>
+    <w:lsdException w:name="List Number 4" w:semiHidden="1" w:unhideWhenUsed="1"/>
+    <w:lsdException w:name="List Number 5" w:semiHidden="1" w:unhideWhenUsed="1"/>
+    <w:lsdException w:name="Title" w:uiPriority="10" w:qFormat="1"/>
+    <w:lsdException w:name="Closing" w:semiHidden="1" w:unhideWhenUsed="1"/>
+    <w:lsdException w:name="Signature" w:semiHidden="1" w:unhideWhenUsed="1"/>
+    <w:lsdException w:name="Default Paragraph Font" w:semiHidden="1" w:uiPriority="1" w:unhideWhenUsed="1"/>
+    <w:lsdException w:name="Body Text" w:semiHidden="1" w:unhideWhenUsed="1"/>
+    <w:lsdException w:name="Body Text Indent" w:semiHidden="1" w:unhideWhenUsed="1"/>
+    <w:lsdException w:name="List Continue" w:semiHidden="1" w:unhideWhenUsed="1"/>
+    <w:lsdException w:name="List Continue 2" w:semiHidden="1" w:unhideWhenUsed="1"/>
+    <w:lsdException w:name="List Continue 3" w:semiHidden="1" w:unhideWhenUsed="1"/>
+    <w:lsdException w:name="List Continue 4" w:semiHidden="1" w:unhideWhenUsed="1"/>
+    <w:lsdException w:name="List Continue 5" w:semiHidden="1" w:unhideWhenUsed="1"/>
+    <w:lsdException w:name="Message Header" w:semiHidden="1" w:unhideWhenUsed="1"/>
+    <w:lsdException w:name="Subtitle" w:uiPriority="11" w:qFormat="1"/>
+    <w:lsdException w:name="Salutation" w:semiHidden="1" w:unhideWhenUsed="1"/>
+    <w:lsdException w:name="Date" w:semiHidden="1" w:unhideWhenUsed="1"/>
+    <w:lsdException w:name="Body Text First Indent" w:semiHidden="1" w:unhideWhenUsed="1"/>
+    <w:lsdException w:name="Body Text First Indent 2" w:semiHidden="1" w:unhideWhenUsed="1"/>
+    <w:lsdException w:name="Note Heading" w:semiHidden="1" w:unhideWhenUsed="1"/>
+    <w:lsdException w:name="Body Text 2" w:semiHidden="1" w:unhideWhenUsed="1"/>
+    <w:lsdException w:name="Body Text 3" w:semiHidden="1" w:unhideWhenUsed="1"/>
+    <w:lsdException w:name="Body Text Indent 2" w:semiHidden="1" w:unhideWhenUsed="1"/>
+    <w:lsdException w:name="Body Text Indent 3" w:semiHidden="1" w:unhideWhenUsed="1"/>
+    <w:lsdException w:name="Block Text" w:semiHidden="1" w:unhideWhenUsed="1"/>
+    <w:lsdException w:name="Hyperlink" w:semiHidden="1" w:unhideWhenUsed="1"/>
+    <w:lsdException w:name="FollowedHyperlink" w:semiHidden="1" w:unhideWhenUsed="1"/>
+    <w:lsdException w:name="Strong" w:uiPriority="22" w:qFormat="1"/>
+    <w:lsdException w:name="Emphasis" w:uiPriority="20" w:qFormat="1"/>
+    <w:lsdException w:name="Document Map" w:semiHidden="1" w:unhideWhenUsed="1"/>
+    <w:lsdException w:name="Plain Text" w:semiHidden="1" w:unhideWhenUsed="1"/>
+    <w:lsdException w:name="E-mail Signature" w:semiHidden="1" w:unhideWhenUsed="1"/>
+    <w:lsdException w:name="HTML Top of Form" w:semiHidden="1" w:unhideWhenUsed="1"/>
+    <w:lsdException w:name="HTML Bottom of Form" w:semiHidden="1" w:unhideWhenUsed="1"/>
+    <w:lsdException w:name="Normal (Web)" w:semiHidden="1" w:unhideWhenUsed="1"/>
+    <w:lsdException w:name="HTML Acronym" w:semiHidden="1" w:unhideWhenUsed="1"/>
+    <w:lsdException w:name="HTML Address" w:semiHidden="1" w:unhideWhenUsed="1"/>
+    <w:lsdException w:name="HTML Cite" w:semiHidden="1" w:unhideWhenUsed="1"/>
+    <w:lsdException w:name="HTML Code" w:semiHidden="1" w:unhideWhenUsed="1"/>
+    <w:lsdException w:name="HTML Definition" w:semiHidden="1" w:unhideWhenUsed="1"/>
+    <w:lsdException w:name="HTML Keyboard" w:semiHidden="1" w:unhideWhenUsed="1"/>
+    <w:lsdException w:name="HTML Preformatted" w:semiHidden="1" w:unhideWhenUsed="1"/>
+    <w:lsdException w:name="HTML Sample" w:semiHidden="1" w:unhideWhenUsed="1"/>
+    <w:lsdException w:name="HTML Typewriter" w:semiHidden="1" w:unhideWhenUsed="1"/>
+    <w:lsdException w:name="HTML Variable" w:semiHidden="1" w:unhideWhenUsed="1"/>
+    <w:lsdException w:name="Normal Table" w:semiHidden="1" w:unhideWhenUsed="1"/>
+    <w:lsdException w:name="annotation subject" w:semiHidden="1" w:unhideWhenUsed="1"/>
+    <w:lsdException w:name="No List" w:semiHidden="1" w:unhideWhenUsed="1"/>
+    <w:lsdException w:name="Outline List 1" w:semiHidden="1" w:unhideWhenUsed="1"/>
+    <w:lsdException w:name="Outline List 2" w:semiHidden="1" w:unhideWhenUsed="1"/>
+    <w:lsdException w:name="Outline List 3" w:semiHidden="1" w:unhideWhenUsed="1"/>
+    <w:lsdException w:name="Table Simple 1" w:semiHidden="1" w:unhideWhenUsed="1"/>
+    <w:lsdException w:name="Table Simple 2" w:semiHidden="1" w:unhideWhenUsed="1"/>
+    <w:lsdException w:name="Table Simple 3" w:semiHidden="1" w:unhideWhenUsed="1"/>
+    <w:lsdException w:name="Table Classic 1" w:semiHidden="1" w:unhideWhenUsed="1"/>
+    <w:lsdException w:name="Table Classic 2" w:semiHidden="1" w:unhideWhenUsed="1"/>
+    <w:lsdException w:name="Table Classic 3" w:semiHidden="1" w:unhideWhenUsed="1"/>
+    <w:lsdException w:name="Table Classic 4" w:semiHidden="1" w:unhideWhenUsed="1"/>
+    <w:lsdException w:name="Table Colorful 1" w:semiHidden="1" w:unhideWhenUsed="1"/>
+    <w:lsdException w:name="Table Colorful 2" w:semiHidden="1" w:unhideWhenUsed="1"/>
+    <w:lsdException w:name="Table Colorful 3" w:semiHidden="1" w:unhideWhenUsed="1"/>
+    <w:lsdException w:name="Table Columns 1" w:semiHidden="1" w:unhideWhenUsed="1"/>
+    <w:lsdException w:name="Table Columns 2" w:semiHidden="1" w:unhideWhenUsed="1"/>
+    <w:lsdException w:name="Table Columns 3" w:semiHidden="1" w:unhideWhenUsed="1"/>
+    <w:lsdException w:name="Table Columns 4" w:semiHidden="1" w:unhideWhenUsed="1"/>
+    <w:lsdException w:name="Table Columns 5" w:semiHidden="1" w:unhideWhenUsed="1"/>
+    <w:lsdException w:name="Table Grid 1" w:semiHidden="1" w:unhideWhenUsed="1"/>
+    <w:lsdException w:name="Table Grid 2" w:semiHidden="1" w:unhideWhenUsed="1"/>
+    <w:lsdException w:name="Table Grid 3" w:semiHidden="1" w:unhideWhenUsed="1"/>
+    <w:lsdException w:name="Table Grid 4" w:semiHidden="1" w:unhideWhenUsed="1"/>
+    <w:lsdException w:name="Table Grid 5" w:semiHidden="1" w:unhideWhenUsed="1"/>
+    <w:lsdException w:name="Table Grid 6" w:semiHidden="1" w:unhideWhenUsed="1"/>
+    <w:lsdException w:name="Table Grid 7" w:semiHidden="1" w:unhideWhenUsed="1"/>
+    <w:lsdException w:name="Table Grid 8" w:semiHidden="1" w:unhideWhenUsed="1"/>
+    <w:lsdException w:name="Table List 1" w:semiHidden="1" w:unhideWhenUsed="1"/>
+    <w:lsdException w:name="Table List 2" w:semiHidden="1" w:unhideWhenUsed="1"/>
+    <w:lsdException w:name="Table List 3" w:semiHidden="1" w:unhideWhenUsed="1"/>
+    <w:lsdException w:name="Table List 4" w:semiHidden="1" w:unhideWhenUsed="1"/>
+    <w:lsdException w:name="Table List 5" w:semiHidden="1" w:unhideWhenUsed="1"/>
+    <w:lsdException w:name="Table List 6" w:semiHidden="1" w:unhideWhenUsed="1"/>
+    <w:lsdException w:name="Table List 7" w:semiHidden="1" w:unhideWhenUsed="1"/>
+    <w:lsdException w:name="Table List 8" w:semiHidden="1" w:unhideWhenUsed="1"/>
+    <w:lsdException w:name="Table 3D effects 1" w:semiHidden="1" w:unhideWhenUsed="1"/>
+    <w:lsdException w:name="Table 3D effects 2" w:semiHidden="1" w:unhideWhenUsed="1"/>
+    <w:lsdException w:name="Table 3D effects 3" w:semiHidden="1" w:unhideWhenUsed="1"/>
+    <w:lsdException w:name="Table Contemporary" w:semiHidden="1" w:unhideWhenUsed="1"/>
+    <w:lsdException w:name="Table Elegant" w:semiHidden="1" w:unhideWhenUsed="1"/>
+    <w:lsdException w:name="Table Professional" w:semiHidden="1" w:unhideWhenUsed="1"/>
+    <w:lsdException w:name="Table Subtle 1" w:semiHidden="1" w:unhideWhenUsed="1"/>
+    <w:lsdException w:name="Table Subtle 2" w:semiHidden="1" w:unhideWhenUsed="1"/>
+    <w:lsdException w:name="Table Web 1" w:semiHidden="1" w:unhideWhenUsed="1"/>
+    <w:lsdException w:name="Table Web 2" w:semiHidden="1" w:unhideWhenUsed="1"/>
+    <w:lsdException w:name="Table Web 3" w:semiHidden="1" w:unhideWhenUsed="1"/>
+    <w:lsdException w:name="Balloon Text" w:semiHidden="1" w:unhideWhenUsed="1"/>
+    <w:lsdException w:name="Table Grid" w:uiPriority="39"/>
+    <w:lsdException w:name="Table Theme" w:semiHidden="1" w:unhideWhenUsed="1"/>
+    <w:lsdException w:name="Placeholder Text" w:semiHidden="1"/>
+    <w:lsdException w:name="No Spacing" w:uiPriority="1" w:qFormat="1"/>
+    <w:lsdException w:name="Light Shading" w:uiPriority="60"/>
+    <w:lsdException w:name="Light List" w:uiPriority="61"/>
+    <w:lsdException w:name="Light Grid" w:uiPriority="62"/>
+    <w:lsdException w:name="Medium Shading 1" w:uiPriority="63"/>
+    <w:lsdException w:name="Medium Shading 2" w:uiPriority="64"/>
+    <w:lsdException w:name="Medium List 1" w:uiPriority="65"/>
+    <w:lsdException w:name="Medium List 2" w:uiPriority="66"/>
+    <w:lsdException w:name="Medium Grid 1" w:uiPriority="67"/>
+    <w:lsdException w:name="Medium Grid 2" w:uiPriority="68"/>
+    <w:lsdException w:name="Medium Grid 3" w:uiPriority="69"/>
+    <w:lsdException w:name="Dark List" w:uiPriority="70"/>
+    <w:lsdException w:name="Colorful Shading" w:uiPriority="71"/>
+    <w:lsdException w:name="Colorful List" w:uiPriority="72"/>
+    <w:lsdException w:name="Colorful Grid" w:uiPriority="73"/>
+    <w:lsdException w:name="Light Shading Accent 1" w:uiPriority="60"/>
+    <w:lsdException w:name="Light List Accent 1" w:uiPriority="61"/>
+    <w:lsdException w:name="Light Grid Accent 1" w:uiPriority="62"/>
+    <w:lsdException w:name="Medium Shading 1 Accent 1" w:uiPriority="63"/>
+    <w:lsdException w:name="Medium Shading 2 Accent 1" w:uiPriority="64"/>
+    <w:lsdException w:name="Medium List 1 Accent 1" w:uiPriority="65"/>
+    <w:lsdException w:name="Revision" w:semiHidden="1"/>
+    <w:lsdException w:name="List Paragraph" w:uiPriority="34" w:qFormat="1"/>
+    <w:lsdException w:name="Quote" w:uiPriority="29" w:qFormat="1"/>
+    <w:lsdException w:name="Intense Quote" w:uiPriority="30" w:qFormat="1"/>
+    <w:lsdException w:name="Medium List 2 Accent 1" w:uiPriority="66"/>
+    <w:lsdException w:name="Medium Grid 1 Accent 1" w:uiPriority="67"/>
+    <w:lsdException w:name="Medium Grid 2 Accent 1" w:uiPriority="68"/>
+    <w:lsdException w:name="Medium Grid 3 Accent 1" w:uiPriority="69"/>
+    <w:lsdException w:name="Dark List Accent 1" w:uiPriority="70"/>
+    <w:lsdException w:name="Colorful Shading Accent 1" w:uiPriority="71"/>
+    <w:lsdException w:name="Colorful List Accent 1" w:uiPriority="72"/>
+    <w:lsdException w:name="Colorful Grid Accent 1" w:uiPriority="73"/>
+    <w:lsdException w:name="Light Shading Accent 2" w:uiPriority="60"/>
+    <w:lsdException w:name="Light List Accent 2" w:uiPriority="61"/>
+    <w:lsdException w:name="Light Grid Accent 2" w:uiPriority="62"/>
+    <w:lsdException w:name="Medium Shading 1 Accent 2" w:uiPriority="63"/>
+    <w:lsdException w:name="Medium Shading 2 Accent 2" w:uiPriority="64"/>
+    <w:lsdException w:name="Medium List 1 Accent 2" w:uiPriority="65"/>
+    <w:lsdException w:name="Medium List 2 Accent 2" w:uiPriority="66"/>
+    <w:lsdException w:name="Medium Grid 1 Accent 2" w:uiPriority="67"/>
+    <w:lsdException w:name="Medium Grid 2 Accent 2" w:uiPriority="68"/>
+    <w:lsdException w:name="Medium Grid 3 Accent 2" w:uiPriority="69"/>
+    <w:lsdException w:name="Dark List Accent 2" w:uiPriority="70"/>
+    <w:lsdException w:name="Colorful Shading Accent 2" w:uiPriority="71"/>
+    <w:lsdException w:name="Colorful List Accent 2" w:uiPriority="72"/>
+    <w:lsdException w:name="Colorful Grid Accent 2" w:uiPriority="73"/>
+    <w:lsdException w:name="Light Shading Accent 3" w:uiPriority="60"/>
+    <w:lsdException w:name="Light List Accent 3" w:uiPriority="61"/>
+    <w:lsdException w:name="Light Grid Accent 3" w:uiPriority="62"/>
+    <w:lsdException w:name="Medium Shading 1 Accent 3" w:uiPriority="63"/>
+    <w:lsdException w:name="Medium Shading 2 Accent 3" w:uiPriority="64"/>
+    <w:lsdException w:name="Medium List 1 Accent 3" w:uiPriority="65"/>
+    <w:lsdException w:name="Medium List 2 Accent 3" w:uiPriority="66"/>
+    <w:lsdException w:name="Medium Grid 1 Accent 3" w:uiPriority="67"/>
+    <w:lsdException w:name="Medium Grid 2 Accent 3" w:uiPriority="68"/>
+    <w:lsdException w:name="Medium Grid 3 Accent 3" w:uiPriority="69"/>
+    <w:lsdException w:name="Dark List Accent 3" w:uiPriority="70"/>
+    <w:lsdException w:name="Colorful Shading Accent 3" w:uiPriority="71"/>
+    <w:lsdException w:name="Colorful List Accent 3" w:uiPriority="72"/>
+    <w:lsdException w:name="Colorful Grid Accent 3" w:uiPriority="73"/>
+    <w:lsdException w:name="Light Shading Accent 4" w:uiPriority="60"/>
+    <w:lsdException w:name="Light List Accent 4" w:uiPriority="61"/>
+    <w:lsdException w:name="Light Grid Accent 4" w:uiPriority="62"/>
+    <w:lsdException w:name="Medium Shading 1 Accent 4" w:uiPriority="63"/>
+    <w:lsdException w:name="Medium Shading 2 Accent 4" w:uiPriority="64"/>
+    <w:lsdException w:name="Medium List 1 Accent 4" w:uiPriority="65"/>
+    <w:lsdException w:name="Medium List 2 Accent 4" w:uiPriority="66"/>
+    <w:lsdException w:name="Medium Grid 1 Accent 4" w:uiPriority="67"/>
+    <w:lsdException w:name="Medium Grid 2 Accent 4" w:uiPriority="68"/>
+    <w:lsdException w:name="Medium Grid 3 Accent 4" w:uiPriority="69"/>
+    <w:lsdException w:name="Dark List Accent 4" w:uiPriority="70"/>
+    <w:lsdException w:name="Colorful Shading Accent 4" w:uiPriority="71"/>
+    <w:lsdException w:name="Colorful List Accent 4" w:uiPriority="72"/>
+    <w:lsdException w:name="Colorful Grid Accent 4" w:uiPriority="73"/>
+    <w:lsdException w:name="Light Shading Accent 5" w:uiPriority="60"/>
+    <w:lsdException w:name="Light List Accent 5" w:uiPriority="61"/>
+    <w:lsdException w:name="Light Grid Accent 5" w:uiPriority="62"/>
+    <w:lsdException w:name="Medium Shading 1 Accent 5" w:uiPriority="63"/>
+    <w:lsdException w:name="Medium Shading 2 Accent 5" w:uiPriority="64"/>
+    <w:lsdException w:name="Medium List 1 Accent 5" w:uiPriority="65"/>
+    <w:lsdException w:name="Medium List 2 Accent 5" w:uiPriority="66"/>
+    <w:lsdException w:name="Medium Grid 1 Accent 5" w:uiPriority="67"/>
+    <w:lsdException w:name="Medium Grid 2 Accent 5" w:uiPriority="68"/>
+    <w:lsdException w:name="Medium Grid 3 Accent 5" w:uiPriority="69"/>
+    <w:lsdException w:name="Dark List Accent 5" w:uiPriority="70"/>
+    <w:lsdException w:name="Colorful Shading Accent 5" w:uiPriority="71"/>
+    <w:lsdException w:name="Colorful List Accent 5" w:uiPriority="72"/>
+    <w:lsdException w:name="Colorful Grid Accent 5" w:uiPriority="73"/>
+    <w:lsdException w:name="Light Shading Accent 6" w:uiPriority="60"/>
+    <w:lsdException w:name="Light List Accent 6" w:uiPriority="61"/>
+    <w:lsdException w:name="Light Grid Accent 6" w:uiPriority="62"/>
+    <w:lsdException w:name="Medium Shading 1 Accent 6" w:uiPriority="63"/>
+    <w:lsdException w:name="Medium Shading 2 Accent 6" w:uiPriority="64"/>
+    <w:lsdException w:name="Medium List 1 Accent 6" w:uiPriority="65"/>
+    <w:lsdException w:name="Medium List 2 Accent 6" w:uiPriority="66"/>
+    <w:lsdException w:name="Medium Grid 1 Accent 6" w:uiPriority="67"/>
+    <w:lsdException w:name="Medium Grid 2 Accent 6" w:uiPriority="68"/>
+    <w:lsdException w:name="Medium Grid 3 Accent 6" w:uiPriority="69"/>
+    <w:lsdException w:name="Dark List Accent 6" w:uiPriority="70"/>
+    <w:lsdException w:name="Colorful Shading Accent 6" w:uiPriority="71"/>
+    <w:lsdException w:name="Colorful List Accent 6" w:uiPriority="72"/>
+    <w:lsdException w:name="Colorful Grid Accent 6" w:uiPriority="73"/>
+    <w:lsdException w:name="Subtle Emphasis" w:uiPriority="19" w:qFormat="1"/>
+    <w:lsdException w:name="Intense Emphasis" w:uiPriority="21" w:qFormat="1"/>
+    <w:lsdException w:name="Subtle Reference" w:uiPriority="31" w:qFormat="1"/>
+    <w:lsdException w:name="Intense Reference" w:uiPriority="32" w:qFormat="1"/>
+    <w:lsdException w:name="Book Title" w:uiPriority="33" w:qFormat="1"/>
+    <w:lsdException w:name="Bibliography" w:semiHidden="1" w:uiPriority="37" w:unhideWhenUsed="1"/>
+    <w:lsdException w:name="TOC Heading" w:semiHidden="1" w:uiPriority="39" w:unhideWhenUsed="1" w:qFormat="1"/>
+    <w:lsdException w:name="Plain Table 1" w:uiPriority="41"/>
+    <w:lsdException w:name="Plain Table 2" w:uiPriority="42"/>
+    <w:lsdException w:name="Plain Table 3" w:uiPriority="43"/>
+    <w:lsdException w:name="Plain Table 4" w:uiPriority="44"/>
+    <w:lsdException w:name="Plain Table 5" w:uiPriority="45"/>
+    <w:lsdException w:name="Grid Table Light" w:uiPriority="40"/>
+    <w:lsdException w:name="Grid Table 1 Light" w:uiPriority="46"/>
+    <w:lsdException w:name="Grid Table 2" w:uiPriority="47"/>
+    <w:lsdException w:name="Grid Table 3" w:uiPriority="48"/>
+    <w:lsdException w:name="Grid Table 4" w:uiPriority="49"/>
+    <w:lsdException w:name="Grid Table 5 Dark" w:uiPriority="50"/>
+    <w:lsdException w:name="Grid Table 6 Colorful" w:uiPriority="51"/>
+    <w:lsdException w:name="Grid Table 7 Colorful" w:uiPriority="52"/>
+    <w:lsdException w:name="Grid Table 1 Light Accent 1" w:uiPriority="46"/>
+    <w:lsdException w:name="Grid Table 2 Accent 1" w:uiPriority="47"/>
+    <w:lsdException w:name="Grid Table 3 Accent 1" w:uiPriority="48"/>
+    <w:lsdException w:name="Grid Table 4 Accent 1" w:uiPriority="49"/>
+    <w:lsdException w:name="Grid Table 5 Dark Accent 1" w:uiPriority="50"/>
+    <w:lsdException w:name="Grid Table 6 Colorful Accent 1" w:uiPriority="51"/>
+    <w:lsdException w:name="Grid Table 7 Colorful Accent 1" w:uiPriority="52"/>
+    <w:lsdException w:name="Grid Table 1 Light Accent 2" w:uiPriority="46"/>
+    <w:lsdException w:name="Grid Table 2 Accent 2" w:uiPriority="47"/>
+    <w:lsdException w:name="Grid Table 3 Accent 2" w:uiPriority="48"/>
+    <w:lsdException w:name="Grid Table 4 Accent 2" w:uiPriority="49"/>
+    <w:lsdException w:name="Grid Table 5 Dark Accent 2" w:uiPriority="50"/>
+    <w:lsdException w:name="Grid Table 6 Colorful Accent 2" w:uiPriority="51"/>
+    <w:lsdException w:name="Grid Table 7 Colorful Accent 2" w:uiPriority="52"/>
+    <w:lsdException w:name="Grid Table 1 Light Accent 3" w:uiPriority="46"/>
+    <w:lsdException w:name="Grid Table 2 Accent 3" w:uiPriority="47"/>
+    <w:lsdException w:name="Grid Table 3 Accent 3" w:uiPriority="48"/>
+    <w:lsdException w:name="Grid Table 4 Accent 3" w:uiPriority="49"/>
+    <w:lsdException w:name="Grid Table 5 Dark Accent 3" w:uiPriority="50"/>
+    <w:lsdException w:name="Grid Table 6 Colorful Accent 3" w:uiPriority="51"/>
+    <w:lsdException w:name="Grid Table 7 Colorful Accent 3" w:uiPriority="52"/>
+    <w:lsdException w:name="Grid Table 1 Light Accent 4" w:uiPriority="46"/>
+    <w:lsdException w:name="Grid Table 2 Accent 4" w:uiPriority="47"/>
+    <w:lsdException w:name="Grid Table 3 Accent 4" w:uiPriority="48"/>
+    <w:lsdException w:name="Grid Table 4 Accent 4" w:uiPriority="49"/>
+    <w:lsdException w:name="Grid Table 5 Dark Accent 4" w:uiPriority="50"/>
+    <w:lsdException w:name="Grid Table 6 Colorful Accent 4" w:uiPriority="51"/>
+    <w:lsdException w:name="Grid Table 7 Colorful Accent 4" w:uiPriority="52"/>
+    <w:lsdException w:name="Grid Table 1 Light Accent 5" w:uiPriority="46"/>
+    <w:lsdException w:name="Grid Table 2 Accent 5" w:uiPriority="47"/>
+    <w:lsdException w:name="Grid Table 3 Accent 5" w:uiPriority="48"/>
+    <w:lsdException w:name="Grid Table 4 Accent 5" w:uiPriority="49"/>
+    <w:lsdException w:name="Grid Table 5 Dark Accent 5" w:uiPriority="50"/>
+    <w:lsdException w:name="Grid Table 6 Colorful Accent 5" w:uiPriority="51"/>
+    <w:lsdException w:name="Grid Table 7 Colorful Accent 5" w:uiPriority="52"/>
+    <w:lsdException w:name="Grid Table 1 Light Accent 6" w:uiPriority="46"/>
+    <w:lsdException w:name="Grid Table 2 Accent 6" w:uiPriority="47"/>
+    <w:lsdException w:name="Grid Table 3 Accent 6" w:uiPriority="48"/>
+    <w:lsdException w:name="Grid Table 4 Accent 6" w:uiPriority="49"/>
+    <w:lsdException w:name="Grid Table 5 Dark Accent 6" w:uiPriority="50"/>
+    <w:lsdException w:name="Grid Table 6 Colorful Accent 6" w:uiPriority="51"/>
+    <w:lsdException w:name="Grid Table 7 Colorful Accent 6" w:uiPriority="52"/>
+    <w:lsdException w:name="List Table 1 Light" w:uiPriority="46"/>
+    <w:lsdException w:name="List Table 2" w:uiPriority="47"/>
+    <w:lsdException w:name="List Table 3" w:uiPriority="48"/>
+    <w:lsdException w:name="List Table 4" w:uiPriority="49"/>
+    <w:lsdException w:name="List Table 5 Dark" w:uiPriority="50"/>
+    <w:lsdException w:name="List Table 6 Colorful" w:uiPriority="51"/>
+    <w:lsdException w:name="List Table 7 Colorful" w:uiPriority="52"/>
+    <w:lsdException w:name="List Table 1 Light Accent 1" w:uiPriority="46"/>
+    <w:lsdException w:name="List Table 2 Accent 1" w:uiPriority="47"/>
+    <w:lsdException w:name="List Table 3 Accent 1" w:uiPriority="48"/>
+    <w:lsdException w:name="List Table 4 Accent 1" w:uiPriority="49"/>
+    <w:lsdException w:name="List Table 5 Dark Accent 1" w:uiPriority="50"/>
+    <w:lsdException w:name="List Table 6 Colorful Accent 1" w:uiPriority="51"/>
+    <w:lsdException w:name="List Table 7 Colorful Accent 1" w:uiPriority="52"/>
+    <w:lsdException w:name="List Table 1 Light Accent 2" w:uiPriority="46"/>
+    <w:lsdException w:name="List Table 2 Accent 2" w:uiPriority="47"/>
+    <w:lsdException w:name="List Table 3 Accent 2" w:uiPriority="48"/>
+    <w:lsdException w:name="List Table 4 Accent 2" w:uiPriority="49"/>
+    <w:lsdException w:name="List Table 5 Dark Accent 2" w:uiPriority="50"/>
+    <w:lsdException w:name="List Table 6 Colorful Accent 2" w:uiPriority="51"/>
+    <w:lsdException w:name="List Table 7 Colorful Accent 2" w:uiPriority="52"/>
+    <w:lsdException w:name="List Table 1 Light Accent 3" w:uiPriority="46"/>
+    <w:lsdException w:name="List Table 2 Accent 3" w:uiPriority="47"/>
+    <w:lsdException w:name="List Table 3 Accent 3" w:uiPriority="48"/>
+    <w:lsdException w:name="List Table 4 Accent 3" w:uiPriority="49"/>
+    <w:lsdException w:name="List Table 5 Dark Accent 3" w:uiPriority="50"/>
+    <w:lsdException w:name="List Table 6 Colorful Accent 3" w:uiPriority="51"/>
+    <w:lsdException w:name="List Table 7 Colorful Accent 3" w:uiPriority="52"/>
+    <w:lsdException w:name="List Table 1 Light Accent 4" w:uiPriority="46"/>
+    <w:lsdException w:name="List Table 2 Accent 4" w:uiPriority="47"/>
+    <w:lsdException w:name="List Table 3 Accent 4" w:uiPriority="48"/>
+    <w:lsdException w:name="List Table 4 Accent 4" w:uiPriority="49"/>
+    <w:lsdException w:name="List Table 5 Dark Accent 4" w:uiPriority="50"/>
+    <w:lsdException w:name="List Table 6 Colorful Accent 4" w:uiPriority="51"/>
+    <w:lsdException w:name="List Table 7 Colorful Accent 4" w:uiPriority="52"/>
+    <w:lsdException w:name="List Table 1 Light Accent 5" w:uiPriority="46"/>
+    <w:lsdException w:name="List Table 2 Accent 5" w:uiPriority="47"/>
+    <w:lsdException w:name="List Table 3 Accent 5" w:uiPriority="48"/>
+    <w:lsdException w:name="List Table 4 Accent 5" w:uiPriority="49"/>
+    <w:lsdException w:name="List Table 5 Dark Accent 5" w:uiPriority="50"/>
+    <w:lsdException w:name="List Table 6 Colorful Accent 5" w:uiPriority="51"/>
+    <w:lsdException w:name="List Table 7 Colorful Accent 5" w:uiPriority="52"/>
+    <w:lsdException w:name="List Table 1 Light Accent 6" w:uiPriority="46"/>
+    <w:lsdException w:name="List Table 2 Accent 6" w:uiPriority="47"/>
+    <w:lsdException w:name="List Table 3 Accent 6" w:uiPriority="48"/>
+    <w:lsdException w:name="List Table 4 Accent 6" w:uiPriority="49"/>
+    <w:lsdException w:name="List Table 5 Dark Accent 6" w:uiPriority="50"/>
+    <w:lsdException w:name="List Table 6 Colorful Accent 6" w:uiPriority="51"/>
+    <w:lsdException w:name="List Table 7 Colorful Accent 6" w:uiPriority="52"/>
+    <w:lsdException w:name="Mention" w:semiHidden="1" w:unhideWhenUsed="1"/>
+    <w:lsdException w:name="Smart Hyperlink" w:semiHidden="1" w:unhideWhenUsed="1"/>
+    <w:lsdException w:name="Hashtag" w:semiHidden="1" w:unhideWhenUsed="1"/>
+    <w:lsdException w:name="Unresolved Mention" w:semiHidden="1" w:unhideWhenUsed="1"/>
+    <w:lsdException w:name="Smart Link" w:semiHidden="1" w:unhideWhenUsed="1"/>
+  </w:latentStyles>
+  <w:style w:type="paragraph" w:default="1" w:styleId="Normal">
+    <w:name w:val="Normal"/>
+    <w:qFormat/>
   </w:style>
   <w:style w:type="paragraph" w:styleId="Heading1">
     <w:name w:val="heading 1"/>
     <w:basedOn w:val="Normal"/>
     <w:next w:val="Normal"/>
+    <w:uiPriority w:val="9"/>
+    <w:qFormat/>
     <w:pPr>
-      <w:keepNext w:val="1"/>
-      <w:keepLines w:val="1"/>
-      <w:pageBreakBefore w:val="0"/>
-      <w:spacing w:after="120" w:before="400" w:lineRule="auto"/>
+      <w:keepNext/>
+      <w:keepLines/>
+      <w:spacing w:before="400" w:after="120"/>
+      <w:outlineLvl w:val="0"/>
     </w:pPr>
     <w:rPr>
       <w:sz w:val="40"/>
@@ -1171,15 +1643,17 @@
     <w:name w:val="heading 2"/>
     <w:basedOn w:val="Normal"/>
     <w:next w:val="Normal"/>
+    <w:uiPriority w:val="9"/>
+    <w:semiHidden/>
+    <w:unhideWhenUsed/>
+    <w:qFormat/>
     <w:pPr>
-      <w:keepNext w:val="1"/>
-      <w:keepLines w:val="1"/>
-      <w:pageBreakBefore w:val="0"/>
-      <w:spacing w:after="120" w:before="360" w:lineRule="auto"/>
+      <w:keepNext/>
+      <w:keepLines/>
+      <w:spacing w:before="360" w:after="120"/>
+      <w:outlineLvl w:val="1"/>
     </w:pPr>
     <w:rPr>
-      <w:b w:val="0"/>
-      <w:bCs w:val="0"/>
       <w:sz w:val="32"/>
       <w:szCs w:val="32"/>
     </w:rPr>
@@ -1188,15 +1662,17 @@
     <w:name w:val="heading 3"/>
     <w:basedOn w:val="Normal"/>
     <w:next w:val="Normal"/>
+    <w:uiPriority w:val="9"/>
+    <w:semiHidden/>
+    <w:unhideWhenUsed/>
+    <w:qFormat/>
     <w:pPr>
-      <w:keepNext w:val="1"/>
-      <w:keepLines w:val="1"/>
-      <w:pageBreakBefore w:val="0"/>
-      <w:spacing w:after="80" w:before="320" w:lineRule="auto"/>
+      <w:keepNext/>
+      <w:keepLines/>
+      <w:spacing w:before="320" w:after="80"/>
+      <w:outlineLvl w:val="2"/>
     </w:pPr>
     <w:rPr>
-      <w:b w:val="0"/>
-      <w:bCs w:val="0"/>
       <w:color w:val="434343"/>
       <w:sz w:val="28"/>
       <w:szCs w:val="28"/>
@@ -1206,11 +1682,15 @@
     <w:name w:val="heading 4"/>
     <w:basedOn w:val="Normal"/>
     <w:next w:val="Normal"/>
+    <w:uiPriority w:val="9"/>
+    <w:semiHidden/>
+    <w:unhideWhenUsed/>
+    <w:qFormat/>
     <w:pPr>
-      <w:keepNext w:val="1"/>
-      <w:keepLines w:val="1"/>
-      <w:pageBreakBefore w:val="0"/>
-      <w:spacing w:after="80" w:before="280" w:lineRule="auto"/>
+      <w:keepNext/>
+      <w:keepLines/>
+      <w:spacing w:before="280" w:after="80"/>
+      <w:outlineLvl w:val="3"/>
     </w:pPr>
     <w:rPr>
       <w:color w:val="666666"/>
@@ -1222,45 +1702,87 @@
     <w:name w:val="heading 5"/>
     <w:basedOn w:val="Normal"/>
     <w:next w:val="Normal"/>
+    <w:uiPriority w:val="9"/>
+    <w:semiHidden/>
+    <w:unhideWhenUsed/>
+    <w:qFormat/>
     <w:pPr>
-      <w:keepNext w:val="1"/>
-      <w:keepLines w:val="1"/>
-      <w:pageBreakBefore w:val="0"/>
-      <w:spacing w:after="80" w:before="240" w:lineRule="auto"/>
+      <w:keepNext/>
+      <w:keepLines/>
+      <w:spacing w:before="240" w:after="80"/>
+      <w:outlineLvl w:val="4"/>
     </w:pPr>
     <w:rPr>
       <w:color w:val="666666"/>
-      <w:sz w:val="22"/>
-      <w:szCs w:val="22"/>
     </w:rPr>
   </w:style>
   <w:style w:type="paragraph" w:styleId="Heading6">
     <w:name w:val="heading 6"/>
     <w:basedOn w:val="Normal"/>
     <w:next w:val="Normal"/>
+    <w:uiPriority w:val="9"/>
+    <w:semiHidden/>
+    <w:unhideWhenUsed/>
+    <w:qFormat/>
     <w:pPr>
-      <w:keepNext w:val="1"/>
-      <w:keepLines w:val="1"/>
-      <w:pageBreakBefore w:val="0"/>
-      <w:spacing w:after="80" w:before="240" w:lineRule="auto"/>
+      <w:keepNext/>
+      <w:keepLines/>
+      <w:spacing w:before="240" w:after="80"/>
+      <w:outlineLvl w:val="5"/>
     </w:pPr>
     <w:rPr>
-      <w:i w:val="1"/>
-      <w:iCs w:val="1"/>
+      <w:i/>
+      <w:iCs/>
       <w:color w:val="666666"/>
-      <w:sz w:val="22"/>
-      <w:szCs w:val="22"/>
     </w:rPr>
+  </w:style>
+  <w:style w:type="character" w:default="1" w:styleId="DefaultParagraphFont">
+    <w:name w:val="Default Paragraph Font"/>
+    <w:uiPriority w:val="1"/>
+    <w:unhideWhenUsed/>
+  </w:style>
+  <w:style w:type="table" w:default="1" w:styleId="TableNormal">
+    <w:name w:val="Normal Table"/>
+    <w:uiPriority w:val="99"/>
+    <w:semiHidden/>
+    <w:unhideWhenUsed/>
+    <w:tblPr>
+      <w:tblInd w:w="0" w:type="dxa"/>
+      <w:tblCellMar>
+        <w:top w:w="0" w:type="dxa"/>
+        <w:left w:w="108" w:type="dxa"/>
+        <w:bottom w:w="0" w:type="dxa"/>
+        <w:right w:w="108" w:type="dxa"/>
+      </w:tblCellMar>
+    </w:tblPr>
+  </w:style>
+  <w:style w:type="numbering" w:default="1" w:styleId="NoList">
+    <w:name w:val="No List"/>
+    <w:uiPriority w:val="99"/>
+    <w:semiHidden/>
+    <w:unhideWhenUsed/>
+  </w:style>
+  <w:style w:type="table" w:customStyle="1" w:styleId="TableNormal0">
+    <w:name w:val="TableNormal"/>
+    <w:tblPr>
+      <w:tblCellMar>
+        <w:top w:w="100" w:type="dxa"/>
+        <w:left w:w="100" w:type="dxa"/>
+        <w:bottom w:w="100" w:type="dxa"/>
+        <w:right w:w="100" w:type="dxa"/>
+      </w:tblCellMar>
+    </w:tblPr>
   </w:style>
   <w:style w:type="paragraph" w:styleId="Title">
     <w:name w:val="Title"/>
     <w:basedOn w:val="Normal"/>
     <w:next w:val="Normal"/>
+    <w:uiPriority w:val="10"/>
+    <w:qFormat/>
     <w:pPr>
-      <w:keepNext w:val="1"/>
-      <w:keepLines w:val="1"/>
-      <w:pageBreakBefore w:val="0"/>
-      <w:spacing w:after="60" w:before="0" w:lineRule="auto"/>
+      <w:keepNext/>
+      <w:keepLines/>
+      <w:spacing w:after="60"/>
     </w:pPr>
     <w:rPr>
       <w:sz w:val="52"/>
@@ -1271,23 +1793,21 @@
     <w:name w:val="Subtitle"/>
     <w:basedOn w:val="Normal"/>
     <w:next w:val="Normal"/>
+    <w:uiPriority w:val="11"/>
+    <w:qFormat/>
     <w:pPr>
-      <w:keepNext w:val="1"/>
-      <w:keepLines w:val="1"/>
-      <w:pageBreakBefore w:val="0"/>
-      <w:spacing w:after="320" w:before="0" w:lineRule="auto"/>
+      <w:keepNext/>
+      <w:keepLines/>
+      <w:spacing w:after="320"/>
     </w:pPr>
     <w:rPr>
-      <w:rFonts w:ascii="Arial" w:cs="Arial" w:eastAsia="Arial" w:hAnsi="Arial"/>
-      <w:i w:val="0"/>
-      <w:iCs w:val="0"/>
       <w:color w:val="666666"/>
       <w:sz w:val="30"/>
       <w:szCs w:val="30"/>
     </w:rPr>
   </w:style>
-  <w:style w:type="table" w:styleId="Table1">
-    <w:basedOn w:val="TableNormal"/>
+  <w:style w:type="table" w:customStyle="1" w:styleId="a">
+    <w:basedOn w:val="TableNormal0"/>
     <w:tblPr>
       <w:tblStyleRowBandSize w:val="1"/>
       <w:tblStyleColBandSize w:val="1"/>
